--- a/tillsyn/A 55981-2025 tillsynsbegäran.docx
+++ b/tillsyn/A 55981-2025 tillsynsbegäran.docx
@@ -35,7 +35,7 @@
     </w:p>
     <w:p>
       <w:r>
-        <w:t>I avverkningsanmälan har följande 8 naturvårdsarter hittats: garnlav (NT), kolflarnlav (NT), mörk kolflarnlav (NT), spillkråka (NT, §4), vedflamlav (NT), vedskivlav (NT), mindre märgborre (S) och tjäder (§4). Av dessa är 6 rödlistade. För rödlistade arter har rödlistekategorin angivits inom parentes. Arter som är signalarter enligt Skogsstyrelsen har markerats med (S). För fridlysta arter anges även paragrafen i Artskyddsförordningen som arten är fridlyst enligt.</w:t>
+        <w:t>I avverkningsanmälan har följande 10 naturvårdsarter hittats: garnlav (NT), kolflarnlav (NT), lunglav (NT), mörk kolflarnlav (NT), skrovellav (NT), spillkråka (NT, §4), vedflamlav (NT), vedskivlav (NT), mindre märgborre (S) och tjäder (§4). Av dessa är 8 rödlistade. För rödlistade arter har rödlistekategorin angivits inom parentes. Arter som är signalarter enligt Skogsstyrelsen har markerats med (S). För fridlysta arter anges även paragrafen i Artskyddsförordningen som arten är fridlyst enligt.</w:t>
       </w:r>
     </w:p>
     <w:p>
@@ -117,6 +117,35 @@
         <w:rPr>
           <w:b/>
         </w:rPr>
+        <w:t>Lunglav (NT)</w:t>
+      </w:r>
+      <w:r>
+        <w:t xml:space="preserve"> är en av vårt lands främsta signalarter som överallt indikerar gamla lövträd, skogsbestånd med höga naturvärden och ekosystem med lång skoglig kontinuitet. Lokalt kan förekomsten vara mycket riklig men den hittas nästan enbart i gamla och ej slutavverkade skogar. Artens samtliga förekomster bör uppmärksammas från naturvårdssynpunkt, då många lokaler även hyser andra ovanliga och rödlistade arter. Rikliga förekomster bör skyddas med biotopskydd, frivilliga avsättningar eller reservat. Det finns ett antal sällsynta lavparasiter som växer på lunglav: lunglavsknapp (VU), skrovelmössing (DD), lunglavshårprick (DD), </w:t>
+      </w:r>
+      <w:r>
+        <w:rPr>
+          <w:i/>
+        </w:rPr>
+        <w:t>Calycina alstrupii</w:t>
+      </w:r>
+      <w:r>
+        <w:t xml:space="preserve"> (NA) och </w:t>
+      </w:r>
+      <w:r>
+        <w:rPr>
+          <w:i/>
+        </w:rPr>
+        <w:t>Chalara lobariae</w:t>
+      </w:r>
+      <w:r>
+        <w:t xml:space="preserve"> (NA) (SLU Artdatabanken, 2025; SLU Artdatabanken, 2024; Nitare &amp; Skogsstyrelsen, 2019).</w:t>
+      </w:r>
+    </w:p>
+    <w:p>
+      <w:r>
+        <w:rPr>
+          <w:b/>
+        </w:rPr>
         <w:t>Mindre märgborre</w:t>
       </w:r>
       <w:r>
@@ -141,6 +170,26 @@
       </w:r>
       <w:r>
         <w:t xml:space="preserve"> är brandberoende och växer nästan uteslutande på kolad hård kärnved av tall. Arten förekommer främst i glesa, öppna tall- och blandbarrskogar av naturskogskaraktär och etableringen verkar ske sent efter brand, kanske först efter 100–300 år. Mörk kolflarnlav indikerar skog med höga naturvärden och vanligast är att den påträffas på rester av nedbrunna torrakor och högstubbar och lågstubbar som är så grova att hela innandömet är urbränt. Tall- och blandbarrskogar av naturskogskaraktär med spår av återkommande bränder hyser höga biologiska värden och bör skyddas (SLU Artdatabanken, 2024).</w:t>
+      </w:r>
+    </w:p>
+    <w:p>
+      <w:r>
+        <w:rPr>
+          <w:b/>
+        </w:rPr>
+        <w:t>Skrovellav (NT)</w:t>
+      </w:r>
+      <w:r>
+        <w:t xml:space="preserve"> växer på gamla lövträd och på klippor i gamla skogar med hög och jämn luftfuktighet. Slutavverkning av kontinuitetsskog utgör det största hotet och lavens fortsatta förekomst bör säkerställas genom att lokaler med äldre skog skyddas. I områden med mycket hög luftfuktighet kan man på bålen av skrovellav finna en sällsynt parasitsvamp med rödbruna apothecier, skrovellavsknapp </w:t>
+      </w:r>
+      <w:r>
+        <w:rPr>
+          <w:i/>
+        </w:rPr>
+        <w:t>Plectocarpon scrobiculatae</w:t>
+      </w:r>
+      <w:r>
+        <w:t xml:space="preserve"> (EN) (SLU Artdatabanken, 2024; Nitare &amp; Skogsstyrelsen, 2019).</w:t>
       </w:r>
     </w:p>
     <w:p>
@@ -232,6 +281,119 @@
         <w:t>BILAGA 1 –</w:t>
         <w:br/>
         <w:t>Fridlysta och rödlistade arter</w:t>
+      </w:r>
+    </w:p>
+    <w:p>
+      <w:pPr>
+        <w:pStyle w:val="Heading1"/>
+      </w:pPr>
+      <w:r>
+        <w:t>Lunglav – ekologi samt krav på livsmiljön</w:t>
+      </w:r>
+    </w:p>
+    <w:p>
+      <w:r>
+        <w:t>Lunglav (NT) är en av vårt lands främsta signalarter som överallt indikerar gamla lövträd, skogsbestånd med höga naturvärden och ekosystem med lång skoglig kontinuitet. Lokalt kan förekomsten vara mycket riklig men den hittas nästan enbart i gamla och ej slutavverkade skogar. Artens samtliga förekomster bör uppmärksammas från naturvårdssynpunkt, då många lokaler även hyser andra ovanliga och rödlistade arter. Rikliga förekomster bör skyddas med biotopskydd, frivilliga avsättningar eller reservat (SLU Artdatabanken, 2024; Nitare &amp; Skogsstyrelsen, 2019).</w:t>
+      </w:r>
+    </w:p>
+    <w:p>
+      <w:r>
+        <w:t xml:space="preserve">På lunglav kan man sällsynt finna små svarta skivlika bildningar som liknar apothecier men som är en parasitisk svamp, Lunglavsknapp </w:t>
+      </w:r>
+      <w:r>
+        <w:rPr>
+          <w:i/>
+        </w:rPr>
+        <w:t>Plectocarpon lichenum</w:t>
+      </w:r>
+      <w:r>
+        <w:t xml:space="preserve"> (VU). Det finns ytterligare ett antal parasiter vilka bara förekommer på lunglav: Skrovelmössing </w:t>
+      </w:r>
+      <w:r>
+        <w:rPr>
+          <w:i/>
+        </w:rPr>
+        <w:t>Dactylospora lobariella</w:t>
+      </w:r>
+      <w:r>
+        <w:t xml:space="preserve"> (rödlistad som Kunskapsbrist DD) och Lunglavshårprick </w:t>
+      </w:r>
+      <w:r>
+        <w:rPr>
+          <w:i/>
+        </w:rPr>
+        <w:t>Niesslia lobariae</w:t>
+      </w:r>
+      <w:r>
+        <w:t xml:space="preserve"> (rödlistad som Kunskapsbrist DD). Skrovelmössing (DD) har små svarta apothecier och bruna, 1-septerade sporer och Lunglavshårprick (DD) har brunhåriga perithecier och färglösa, 1-septerade sporer. Nyligen har ytterligare två lavparasiter påträffats i Sverige som växer på lunglav: </w:t>
+      </w:r>
+      <w:r>
+        <w:rPr>
+          <w:i/>
+        </w:rPr>
+        <w:t>Calycina alstrupii</w:t>
+      </w:r>
+      <w:r>
+        <w:t xml:space="preserve"> (NA) och </w:t>
+      </w:r>
+      <w:r>
+        <w:rPr>
+          <w:i/>
+        </w:rPr>
+        <w:t>Chalara lobariae</w:t>
+      </w:r>
+      <w:r>
+        <w:t xml:space="preserve"> (NA) (SLU Artdatabanken, 2025; SLU Artdatabanken, 2024; Nitare &amp; Skogsstyrelsen, 2019).</w:t>
+      </w:r>
+    </w:p>
+    <w:p>
+      <w:pPr>
+        <w:pStyle w:val="Heading2"/>
+      </w:pPr>
+      <w:r>
+        <w:t>Referenser – lunglav</w:t>
+      </w:r>
+    </w:p>
+    <w:p>
+      <w:r>
+        <w:t xml:space="preserve">Nitare, J. och Skogsstyrelsen, 2019. </w:t>
+      </w:r>
+      <w:r>
+        <w:rPr>
+          <w:i/>
+        </w:rPr>
+        <w:t xml:space="preserve">Skyddsvärd skog – Naturvårdsarter och andra kriterier för naturvärdesbedömning. </w:t>
+      </w:r>
+      <w:r>
+        <w:t>Skogsstyrelsen.</w:t>
+      </w:r>
+    </w:p>
+    <w:p>
+      <w:r>
+        <w:t xml:space="preserve">SLU Artdatabanken, 2024. </w:t>
+      </w:r>
+      <w:r>
+        <w:rPr>
+          <w:i/>
+        </w:rPr>
+        <w:t xml:space="preserve">Artfaktablad. Naturvård – artfakta. </w:t>
+      </w:r>
+      <w:r>
+        <w:t>SLU Artdatabanken, Uppsala.</w:t>
+      </w:r>
+    </w:p>
+    <w:p>
+      <w:r>
+        <w:t xml:space="preserve">SLU Artdatabanken, 2025. </w:t>
+      </w:r>
+      <w:r>
+        <w:rPr>
+          <w:i/>
+        </w:rPr>
+        <w:t xml:space="preserve">Över 20 nya lavparasiter för Sverige. </w:t>
+      </w:r>
+      <w:r>
+        <w:t>https://www.slu.se/artdatabanken/arter-och-natur/artiklar/over-20-nya-lavparasiter-for-sverige/</w:t>
       </w:r>
     </w:p>
     <w:p>
@@ -613,7 +775,7 @@
     <w:r>
       <w:tab/>
       <w:tab/>
-      <w:t>2025-11-29</w:t>
+      <w:t>2025-11-30</w:t>
       <w:br/>
       <w:br/>
     </w:r>

--- a/tillsyn/A 55981-2025 tillsynsbegäran.docx
+++ b/tillsyn/A 55981-2025 tillsynsbegäran.docx
@@ -775,7 +775,7 @@
     <w:r>
       <w:tab/>
       <w:tab/>
-      <w:t>2025-11-30</w:t>
+      <w:t>2025-12-01</w:t>
       <w:br/>
       <w:br/>
     </w:r>

--- a/tillsyn/A 55981-2025 tillsynsbegäran.docx
+++ b/tillsyn/A 55981-2025 tillsynsbegäran.docx
@@ -775,7 +775,7 @@
     <w:r>
       <w:tab/>
       <w:tab/>
-      <w:t>2025-12-01</w:t>
+      <w:t>2025-12-02</w:t>
       <w:br/>
       <w:br/>
     </w:r>

--- a/tillsyn/A 55981-2025 tillsynsbegäran.docx
+++ b/tillsyn/A 55981-2025 tillsynsbegäran.docx
@@ -775,7 +775,7 @@
     <w:r>
       <w:tab/>
       <w:tab/>
-      <w:t>2025-12-02</w:t>
+      <w:t>2025-12-03</w:t>
       <w:br/>
       <w:br/>
     </w:r>

--- a/tillsyn/A 55981-2025 tillsynsbegäran.docx
+++ b/tillsyn/A 55981-2025 tillsynsbegäran.docx
@@ -775,7 +775,7 @@
     <w:r>
       <w:tab/>
       <w:tab/>
-      <w:t>2025-12-03</w:t>
+      <w:t>2025-12-04</w:t>
       <w:br/>
       <w:br/>
     </w:r>

--- a/tillsyn/A 55981-2025 tillsynsbegäran.docx
+++ b/tillsyn/A 55981-2025 tillsynsbegäran.docx
@@ -775,7 +775,7 @@
     <w:r>
       <w:tab/>
       <w:tab/>
-      <w:t>2025-12-04</w:t>
+      <w:t>2025-12-05</w:t>
       <w:br/>
       <w:br/>
     </w:r>

--- a/tillsyn/A 55981-2025 tillsynsbegäran.docx
+++ b/tillsyn/A 55981-2025 tillsynsbegäran.docx
@@ -775,7 +775,7 @@
     <w:r>
       <w:tab/>
       <w:tab/>
-      <w:t>2025-12-05</w:t>
+      <w:t>2025-12-06</w:t>
       <w:br/>
       <w:br/>
     </w:r>

--- a/tillsyn/A 55981-2025 tillsynsbegäran.docx
+++ b/tillsyn/A 55981-2025 tillsynsbegäran.docx
@@ -775,7 +775,7 @@
     <w:r>
       <w:tab/>
       <w:tab/>
-      <w:t>2025-12-06</w:t>
+      <w:t>2025-12-07</w:t>
       <w:br/>
       <w:br/>
     </w:r>

--- a/tillsyn/A 55981-2025 tillsynsbegäran.docx
+++ b/tillsyn/A 55981-2025 tillsynsbegäran.docx
@@ -775,7 +775,7 @@
     <w:r>
       <w:tab/>
       <w:tab/>
-      <w:t>2025-12-07</w:t>
+      <w:t>2025-12-08</w:t>
       <w:br/>
       <w:br/>
     </w:r>

--- a/tillsyn/A 55981-2025 tillsynsbegäran.docx
+++ b/tillsyn/A 55981-2025 tillsynsbegäran.docx
@@ -775,7 +775,7 @@
     <w:r>
       <w:tab/>
       <w:tab/>
-      <w:t>2025-12-08</w:t>
+      <w:t>2025-12-09</w:t>
       <w:br/>
       <w:br/>
     </w:r>

--- a/tillsyn/A 55981-2025 tillsynsbegäran.docx
+++ b/tillsyn/A 55981-2025 tillsynsbegäran.docx
@@ -775,7 +775,7 @@
     <w:r>
       <w:tab/>
       <w:tab/>
-      <w:t>2025-12-09</w:t>
+      <w:t>2025-12-10</w:t>
       <w:br/>
       <w:br/>
     </w:r>

--- a/tillsyn/A 55981-2025 tillsynsbegäran.docx
+++ b/tillsyn/A 55981-2025 tillsynsbegäran.docx
@@ -775,7 +775,7 @@
     <w:r>
       <w:tab/>
       <w:tab/>
-      <w:t>2025-12-10</w:t>
+      <w:t>2025-12-11</w:t>
       <w:br/>
       <w:br/>
     </w:r>

--- a/tillsyn/A 55981-2025 tillsynsbegäran.docx
+++ b/tillsyn/A 55981-2025 tillsynsbegäran.docx
@@ -775,7 +775,7 @@
     <w:r>
       <w:tab/>
       <w:tab/>
-      <w:t>2025-12-11</w:t>
+      <w:t>2025-12-12</w:t>
       <w:br/>
       <w:br/>
     </w:r>

--- a/tillsyn/A 55981-2025 tillsynsbegäran.docx
+++ b/tillsyn/A 55981-2025 tillsynsbegäran.docx
@@ -775,7 +775,7 @@
     <w:r>
       <w:tab/>
       <w:tab/>
-      <w:t>2025-12-12</w:t>
+      <w:t>2025-12-13</w:t>
       <w:br/>
       <w:br/>
     </w:r>

--- a/tillsyn/A 55981-2025 tillsynsbegäran.docx
+++ b/tillsyn/A 55981-2025 tillsynsbegäran.docx
@@ -775,7 +775,7 @@
     <w:r>
       <w:tab/>
       <w:tab/>
-      <w:t>2025-12-19</w:t>
+      <w:t>2025-12-20</w:t>
       <w:br/>
       <w:br/>
     </w:r>

--- a/tillsyn/A 55981-2025 tillsynsbegäran.docx
+++ b/tillsyn/A 55981-2025 tillsynsbegäran.docx
@@ -775,7 +775,7 @@
     <w:r>
       <w:tab/>
       <w:tab/>
-      <w:t>2025-12-20</w:t>
+      <w:t>2025-12-21</w:t>
       <w:br/>
       <w:br/>
     </w:r>

--- a/tillsyn/A 55981-2025 tillsynsbegäran.docx
+++ b/tillsyn/A 55981-2025 tillsynsbegäran.docx
@@ -775,7 +775,7 @@
     <w:r>
       <w:tab/>
       <w:tab/>
-      <w:t>2025-12-21</w:t>
+      <w:t>2025-12-22</w:t>
       <w:br/>
       <w:br/>
     </w:r>

--- a/tillsyn/A 55981-2025 tillsynsbegäran.docx
+++ b/tillsyn/A 55981-2025 tillsynsbegäran.docx
@@ -775,7 +775,7 @@
     <w:r>
       <w:tab/>
       <w:tab/>
-      <w:t>2025-12-22</w:t>
+      <w:t>2025-12-26</w:t>
       <w:br/>
       <w:br/>
     </w:r>

--- a/tillsyn/A 55981-2025 tillsynsbegäran.docx
+++ b/tillsyn/A 55981-2025 tillsynsbegäran.docx
@@ -775,7 +775,7 @@
     <w:r>
       <w:tab/>
       <w:tab/>
-      <w:t>2026-01-03</w:t>
+      <w:t>2026-01-04</w:t>
       <w:br/>
       <w:br/>
     </w:r>

--- a/tillsyn/A 55981-2025 tillsynsbegäran.docx
+++ b/tillsyn/A 55981-2025 tillsynsbegäran.docx
@@ -775,7 +775,7 @@
     <w:r>
       <w:tab/>
       <w:tab/>
-      <w:t>2026-01-07</w:t>
+      <w:t>2026-01-08</w:t>
       <w:br/>
       <w:br/>
     </w:r>

--- a/tillsyn/A 55981-2025 tillsynsbegäran.docx
+++ b/tillsyn/A 55981-2025 tillsynsbegäran.docx
@@ -775,7 +775,7 @@
     <w:r>
       <w:tab/>
       <w:tab/>
-      <w:t>2026-01-08</w:t>
+      <w:t>2026-01-09</w:t>
       <w:br/>
       <w:br/>
     </w:r>

--- a/tillsyn/A 55981-2025 tillsynsbegäran.docx
+++ b/tillsyn/A 55981-2025 tillsynsbegäran.docx
@@ -775,7 +775,7 @@
     <w:r>
       <w:tab/>
       <w:tab/>
-      <w:t>2026-01-09</w:t>
+      <w:t>2026-01-10</w:t>
       <w:br/>
       <w:br/>
     </w:r>

--- a/tillsyn/A 55981-2025 tillsynsbegäran.docx
+++ b/tillsyn/A 55981-2025 tillsynsbegäran.docx
@@ -775,7 +775,7 @@
     <w:r>
       <w:tab/>
       <w:tab/>
-      <w:t>2026-01-10</w:t>
+      <w:t>2026-01-11</w:t>
       <w:br/>
       <w:br/>
     </w:r>

--- a/tillsyn/A 55981-2025 tillsynsbegäran.docx
+++ b/tillsyn/A 55981-2025 tillsynsbegäran.docx
@@ -775,7 +775,7 @@
     <w:r>
       <w:tab/>
       <w:tab/>
-      <w:t>2026-01-11</w:t>
+      <w:t>2026-01-12</w:t>
       <w:br/>
       <w:br/>
     </w:r>

--- a/tillsyn/A 55981-2025 tillsynsbegäran.docx
+++ b/tillsyn/A 55981-2025 tillsynsbegäran.docx
@@ -775,7 +775,7 @@
     <w:r>
       <w:tab/>
       <w:tab/>
-      <w:t>2026-01-12</w:t>
+      <w:t>2026-01-13</w:t>
       <w:br/>
       <w:br/>
     </w:r>

--- a/tillsyn/A 55981-2025 tillsynsbegäran.docx
+++ b/tillsyn/A 55981-2025 tillsynsbegäran.docx
@@ -775,7 +775,7 @@
     <w:r>
       <w:tab/>
       <w:tab/>
-      <w:t>2026-01-13</w:t>
+      <w:t>2026-01-14</w:t>
       <w:br/>
       <w:br/>
     </w:r>

--- a/tillsyn/A 55981-2025 tillsynsbegäran.docx
+++ b/tillsyn/A 55981-2025 tillsynsbegäran.docx
@@ -775,7 +775,7 @@
     <w:r>
       <w:tab/>
       <w:tab/>
-      <w:t>2026-01-14</w:t>
+      <w:t>2026-01-15</w:t>
       <w:br/>
       <w:br/>
     </w:r>

--- a/tillsyn/A 55981-2025 tillsynsbegäran.docx
+++ b/tillsyn/A 55981-2025 tillsynsbegäran.docx
@@ -775,7 +775,7 @@
     <w:r>
       <w:tab/>
       <w:tab/>
-      <w:t>2026-01-15</w:t>
+      <w:t>2026-01-16</w:t>
       <w:br/>
       <w:br/>
     </w:r>

--- a/tillsyn/A 55981-2025 tillsynsbegäran.docx
+++ b/tillsyn/A 55981-2025 tillsynsbegäran.docx
@@ -775,7 +775,7 @@
     <w:r>
       <w:tab/>
       <w:tab/>
-      <w:t>2026-01-16</w:t>
+      <w:t>2026-01-17</w:t>
       <w:br/>
       <w:br/>
     </w:r>

--- a/tillsyn/A 55981-2025 tillsynsbegäran.docx
+++ b/tillsyn/A 55981-2025 tillsynsbegäran.docx
@@ -775,7 +775,7 @@
     <w:r>
       <w:tab/>
       <w:tab/>
-      <w:t>2026-01-17</w:t>
+      <w:t>2026-01-18</w:t>
       <w:br/>
       <w:br/>
     </w:r>

--- a/tillsyn/A 55981-2025 tillsynsbegäran.docx
+++ b/tillsyn/A 55981-2025 tillsynsbegäran.docx
@@ -775,7 +775,7 @@
     <w:r>
       <w:tab/>
       <w:tab/>
-      <w:t>2026-01-18</w:t>
+      <w:t>2026-01-19</w:t>
       <w:br/>
       <w:br/>
     </w:r>

--- a/tillsyn/A 55981-2025 tillsynsbegäran.docx
+++ b/tillsyn/A 55981-2025 tillsynsbegäran.docx
@@ -775,7 +775,7 @@
     <w:r>
       <w:tab/>
       <w:tab/>
-      <w:t>2026-01-19</w:t>
+      <w:t>2026-01-20</w:t>
       <w:br/>
       <w:br/>
     </w:r>

--- a/tillsyn/A 55981-2025 tillsynsbegäran.docx
+++ b/tillsyn/A 55981-2025 tillsynsbegäran.docx
@@ -775,7 +775,7 @@
     <w:r>
       <w:tab/>
       <w:tab/>
-      <w:t>2026-01-20</w:t>
+      <w:t>2026-01-21</w:t>
       <w:br/>
       <w:br/>
     </w:r>

--- a/tillsyn/A 55981-2025 tillsynsbegäran.docx
+++ b/tillsyn/A 55981-2025 tillsynsbegäran.docx
@@ -775,7 +775,7 @@
     <w:r>
       <w:tab/>
       <w:tab/>
-      <w:t>2026-01-21</w:t>
+      <w:t>2026-01-23</w:t>
       <w:br/>
       <w:br/>
     </w:r>

--- a/tillsyn/A 55981-2025 tillsynsbegäran.docx
+++ b/tillsyn/A 55981-2025 tillsynsbegäran.docx
@@ -775,7 +775,7 @@
     <w:r>
       <w:tab/>
       <w:tab/>
-      <w:t>2026-01-23</w:t>
+      <w:t>2026-01-24</w:t>
       <w:br/>
       <w:br/>
     </w:r>

--- a/tillsyn/A 55981-2025 tillsynsbegäran.docx
+++ b/tillsyn/A 55981-2025 tillsynsbegäran.docx
@@ -775,7 +775,7 @@
     <w:r>
       <w:tab/>
       <w:tab/>
-      <w:t>2026-01-24</w:t>
+      <w:t>2026-01-25</w:t>
       <w:br/>
       <w:br/>
     </w:r>

--- a/tillsyn/A 55981-2025 tillsynsbegäran.docx
+++ b/tillsyn/A 55981-2025 tillsynsbegäran.docx
@@ -775,7 +775,7 @@
     <w:r>
       <w:tab/>
       <w:tab/>
-      <w:t>2026-01-25</w:t>
+      <w:t>2026-01-26</w:t>
       <w:br/>
       <w:br/>
     </w:r>

--- a/tillsyn/A 55981-2025 tillsynsbegäran.docx
+++ b/tillsyn/A 55981-2025 tillsynsbegäran.docx
@@ -775,7 +775,7 @@
     <w:r>
       <w:tab/>
       <w:tab/>
-      <w:t>2026-01-26</w:t>
+      <w:t>2026-01-27</w:t>
       <w:br/>
       <w:br/>
     </w:r>

--- a/tillsyn/A 55981-2025 tillsynsbegäran.docx
+++ b/tillsyn/A 55981-2025 tillsynsbegäran.docx
@@ -775,7 +775,7 @@
     <w:r>
       <w:tab/>
       <w:tab/>
-      <w:t>2026-01-27</w:t>
+      <w:t>2026-01-28</w:t>
       <w:br/>
       <w:br/>
     </w:r>

--- a/tillsyn/A 55981-2025 tillsynsbegäran.docx
+++ b/tillsyn/A 55981-2025 tillsynsbegäran.docx
@@ -98,7 +98,25 @@
         <w:t>Garnlav (NT)</w:t>
       </w:r>
       <w:r>
-        <w:t xml:space="preserve"> är en utpräglad barrskogsart som ibland kan drapera träden i norrländska grannaturskogar med hög luftfuktighet. Den förekommer även i talldominerade bestånd där den, förutom i trädens grenverk, påträffas hängande över ojämnheter i tallbarken. Arten har minskat starkt i södra och mellersta Sverige och den minskar även i sitt nordliga utbredningsområde. Orsaken till tillbakagången beror främst på slutavverkningar av naturskogsartade skogar. Bestånd med riklig förekomst bör regelmässigt sparas. Garnlav är värdväxt för den mycket sällsynta och akut hotade fjärilen barrskogslavfly (CR) som hör hemma i boreala barrskogar med riklig förekomst av värdväxten. Tidigare kunde arten konstateras årligen på flera platser vid Dala-Floda i Dalarna innan lokalerna kalavverkades. Senaste fyndet i landet av barrskogslavfly är från år 2000 då den påträffades vid Högberget i Sollefteå kommun (SLU Artdatabanken, 2024).</w:t>
+        <w:t xml:space="preserve"> är en utpräglad barrskogsart som ibland kan drapera träden i norrländska grannaturskogar med hög luftfuktighet. Den förekommer även i talldominerade bestånd där den, förutom i trädens grenverk, påträffas hängande över ojämnheter i tallbarken. Arten har minskat starkt i södra och mellersta Sverige och den minskar även i sitt nordliga utbredningsområde. Orsaken till tillbakagången beror främst på slutavverkningar av naturskogsartade skogar. Bestånd med riklig förekomst bör regelmässigt sparas. Garnlav är värdväxt för den mycket sällsynta och akut hotade fjärilen barrskogslavfly (CR) som hör hemma i boreala barrskogar med riklig förekomst av värdväxten. Tidigare kunde arten konstateras årligen på flera platser vid Dala-Floda i Dalarna innan lokalerna kalavverkades. Senaste fyndet i landet av barrskogslavfly är från år 2000 då den påträffades vid Högberget i Sollefteå kommun. Garnlav är typisk art för </w:t>
+      </w:r>
+      <w:r>
+        <w:rPr>
+          <w:i/>
+        </w:rPr>
+        <w:t xml:space="preserve">9010 Taiga </w:t>
+      </w:r>
+      <w:r>
+        <w:t>och</w:t>
+      </w:r>
+      <w:r>
+        <w:rPr>
+          <w:i/>
+        </w:rPr>
+        <w:t xml:space="preserve"> 9070 Trädklädd betesmark </w:t>
+      </w:r>
+      <w:r>
+        <w:t xml:space="preserve"> (SLU Artdatabanken, 2024).</w:t>
       </w:r>
     </w:p>
     <w:p>
@@ -109,7 +127,16 @@
         <w:t>Kolflarnlav (NT)</w:t>
       </w:r>
       <w:r>
-        <w:t xml:space="preserve"> är brandberoende och växer nästan uteslutande på kolad hård kärnved av tall. Etableringen verkar ske först 100–300 år efter brand och nytt substrat nybildas i mycket begränsad omfattning. Avverkning av tallskog av naturskogskaraktär med spår av återkommande bränder är ett hot och mängden lämplig ved att växa på för arten minskar dels på grund av naturlig nedbrytning men framförallt på grund av att det förstörs i samband med slutavverkningar, gallringar och markberedning. Såväl kolflarnlav som mörk kolflarnlav har glänsande bålfjäll och förekommer främst i tall- och blandbarrskogar av naturskogskaraktär med spår av återkommande bränder. Skogar som dessa hyser höga biologiska värden och bör skyddas (SLU Artdatabanken, 2024).</w:t>
+        <w:t xml:space="preserve"> är brandberoende och växer nästan uteslutande på kolad hård kärnved av tall. Etableringen verkar ske först 100–300 år efter brand och nytt substrat nybildas i mycket begränsad omfattning. Avverkning av tallskog av naturskogskaraktär med spår av återkommande bränder är ett hot och mängden lämplig ved att växa på för arten minskar dels på grund av naturlig nedbrytning men framförallt på grund av att det förstörs i samband med slutavverkningar, gallringar och markberedning. Såväl kolflarnlav som mörk kolflarnlav har glänsande bålfjäll och förekommer främst i tall- och blandbarrskogar av naturskogskaraktär med spår av återkommande bränder. Skogar som dessa hyser höga biologiska värden och bör skyddas. Kolflarnlav är typisk art för </w:t>
+      </w:r>
+      <w:r>
+        <w:rPr>
+          <w:i/>
+        </w:rPr>
+        <w:t>9010 Taiga</w:t>
+      </w:r>
+      <w:r>
+        <w:t xml:space="preserve"> (SLU Artdatabanken, 2024).</w:t>
       </w:r>
     </w:p>
     <w:p>
@@ -120,7 +147,7 @@
         <w:t>Lunglav (NT)</w:t>
       </w:r>
       <w:r>
-        <w:t xml:space="preserve"> är en av vårt lands främsta signalarter som överallt indikerar gamla lövträd, skogsbestånd med höga naturvärden och ekosystem med lång skoglig kontinuitet. Lokalt kan förekomsten vara mycket riklig men den hittas nästan enbart i gamla och ej slutavverkade skogar. Artens samtliga förekomster bör uppmärksammas från naturvårdssynpunkt, då många lokaler även hyser andra ovanliga och rödlistade arter. Rikliga förekomster bör skyddas med biotopskydd, frivilliga avsättningar eller reservat. Det finns ett antal sällsynta lavparasiter som växer på lunglav: lunglavsknapp (VU), skrovelmössing (DD), lunglavshårprick (DD), </w:t>
+        <w:t xml:space="preserve"> är en av vårt lands främsta signalarter som överallt indikerar gamla lövträd, skogsbestånd med höga naturvärden och ekosystem med långskoglig kontinuitet. Lokalt kan förekomsten vara mycket riklig men den hittas nästan enbart i gamla och ej slutavverkade skogar. Artens samtliga förekomster bör uppmärksammas från naturvårdssynpunkt, då många lokaler även hyser andra ovanliga och rödlistade arter. Rikliga förekomster bör skyddas med biotopskydd, frivilliga avsättningar eller reservat. Det finns ett antal sällsynta lavparasiter som växer på lunglav: lunglavsknapp (VU), skrovelmössing (DD), lunglavshårprick (DD), </w:t>
       </w:r>
       <w:r>
         <w:rPr>
@@ -138,7 +165,25 @@
         <w:t>Chalara lobariae</w:t>
       </w:r>
       <w:r>
-        <w:t xml:space="preserve"> (NA) (SLU Artdatabanken, 2025; SLU Artdatabanken, 2024; Nitare &amp; Skogsstyrelsen, 2019).</w:t>
+        <w:t xml:space="preserve"> (NA). Lunglav är typisk art för </w:t>
+      </w:r>
+      <w:r>
+        <w:rPr>
+          <w:i/>
+        </w:rPr>
+        <w:t>9010 Taiga, 9020 Nordlig ädellövskog, 9110 Näringsfattig bokskog, 9130 Näringsrik bokskog, 9160 Näringsrik ekskog, 9180 Ädellövskog i branter, 9190 Näringsfattig ekskog, 9070 Trädklädd betesmark, 9040 Fjällbjörkskog</w:t>
+      </w:r>
+      <w:r>
+        <w:t xml:space="preserve"> och</w:t>
+      </w:r>
+      <w:r>
+        <w:rPr>
+          <w:i/>
+        </w:rPr>
+        <w:t xml:space="preserve"> 6530 Lövängar</w:t>
+      </w:r>
+      <w:r>
+        <w:t xml:space="preserve"> (SLU Artdatabanken, 2025; SLU Artdatabanken, 2024; Nitare &amp; Skogsstyrelsen, 2019).</w:t>
       </w:r>
     </w:p>
     <w:p>
@@ -158,7 +203,16 @@
         <w:t>Corticeus longulus</w:t>
       </w:r>
       <w:r>
-        <w:t xml:space="preserve"> (VU), tallbarksvartbagge (VU), tallgångbagge (VU) och cholodkovskys bastborre (NT). Den mindre märgborrens måsvingeliknande gnaggångar är lätta att känna igen och hittas ofta på grova tallgrenar på marken. Rika förekomster av främst mindre märgborre men även skarptandad barkborre (NT) är en signal för artrikedom och inventeringar har visat att det är i skogar med en naturlig självgallring som det skapas förutsättningar för dessa arter samt de efterföljande åtgärdsprogramsarterna. Tallskogar med stark förekomst av mindre märgborre och skarptandad barkborre bör avsättas som reservat. Generellt bör hänsyn tas vid slutavverkning av talldominerad skog så att avverkningsrester som gren- och toppdelar lämnas (Pettersson, 2014; Hedgren, 2012; Gunnarsson m fl., 1999).</w:t>
+        <w:t xml:space="preserve"> (VU), tallbarksvartbagge (VU), tallgångbagge (VU) och cholodkovskys bastborre (NT). Den mindre märgborrens måsvingeliknande gnaggångar är lätta att känna igen och hittas ofta på grova tallgrenar på marken. Rika förekomster av främst mindre märgborre men även skarptandad barkborre (NT) är en signal för artrikedom och inventeringar har visat att det är i skogar med en naturlig självgallring som det skapas förutsättningar för dessa arter samt de efterföljande åtgärdsprogramsarterna. Tallskogar med stark förekomst av mindre märgborre och skarptandad barkborre bör avsättas som reservat. Generellt bör hänsyn tas vid slutavverkning av talldominerad skog så att avverkningsrester som gren- och toppdelar lämnas. Mindre märgborre är typisk art för </w:t>
+      </w:r>
+      <w:r>
+        <w:rPr>
+          <w:i/>
+        </w:rPr>
+        <w:t>9060 Åsbarrskog</w:t>
+      </w:r>
+      <w:r>
+        <w:t xml:space="preserve"> (Pettersson, 2014; Hedgren, 2012; Gunnarsson m fl., 1999).</w:t>
       </w:r>
     </w:p>
     <w:p>
@@ -189,7 +243,25 @@
         <w:t>Plectocarpon scrobiculatae</w:t>
       </w:r>
       <w:r>
-        <w:t xml:space="preserve"> (EN) (SLU Artdatabanken, 2024; Nitare &amp; Skogsstyrelsen, 2019).</w:t>
+        <w:t xml:space="preserve"> (EN). Skrovellav är typisk art för </w:t>
+      </w:r>
+      <w:r>
+        <w:rPr>
+          <w:i/>
+        </w:rPr>
+        <w:t xml:space="preserve">9010 Taiga, 9020 Nordlig ädellövskog, 9040 Fjällbjörkskog, 9070 Trädklädd betesmark, 9160 Näringsrik ekskog, 9180 Ädellövskog i branter, 9190 Näringsfattig ekskog, 8210 Kalkbranter </w:t>
+      </w:r>
+      <w:r>
+        <w:t xml:space="preserve">och </w:t>
+      </w:r>
+      <w:r>
+        <w:rPr>
+          <w:i/>
+        </w:rPr>
+        <w:t>6530 Lövängar</w:t>
+      </w:r>
+      <w:r>
+        <w:t xml:space="preserve"> (SLU Artdatabanken, 2024; Nitare &amp; Skogsstyrelsen, 2019).</w:t>
       </w:r>
     </w:p>
     <w:p>
@@ -211,7 +283,16 @@
         <w:t>Vedskivlav (NT)</w:t>
       </w:r>
       <w:r>
-        <w:t xml:space="preserve"> växer på gammal, torr, exponerad, hård kärnved av framförallt tall i naturskogsartade bestånd. Avverkning av tallskog av naturskogskaraktär med spår av återkommande bränder är ett hot. Mängden lämplig ved att växa på för vedskivlav minskar, dels på grund av naturlig nedbrytning men framförallt på grund av att de förstörs i samband med slutavverkningar, gallringar och markberedning. Tall- och blandbarrskogar av naturskogskaraktär med spår av återkommande bränder bör skyddas (SLU Artdatabanken, 2024).</w:t>
+        <w:t xml:space="preserve"> växer på gammal, torr, exponerad, hård kärnved av framförallt tall i naturskogsartade bestånd. Avverkning av tallskog av naturskogskaraktär med spår av återkommande bränder är ett hot. Mängden lämplig ved att växa på för vedskivlav minskar, dels på grund av naturlig nedbrytning men framförallt på grund av att de förstörs i samband med slutavverkningar, gallringar och markberedning. Tall- och blandbarrskogar av naturskogskaraktär med spår av återkommande bränder bör skyddas. Vedskivlav är typisk art för </w:t>
+      </w:r>
+      <w:r>
+        <w:rPr>
+          <w:i/>
+        </w:rPr>
+        <w:t>9010 Taiga</w:t>
+      </w:r>
+      <w:r>
+        <w:t xml:space="preserve"> (SLU Artdatabanken, 2024).</w:t>
       </w:r>
     </w:p>
     <w:p>
@@ -249,7 +330,25 @@
         <w:t>Spillkråka (NT, §4)</w:t>
       </w:r>
       <w:r>
-        <w:t xml:space="preserve"> är rödlistad som nära hotad och ingår i bilaga 1 i EU:s fågeldirektiv. Den minskar i population på grund av minskad tillgång på lämpliga bo- och födoträd och minskad födotillgång. Spillkråkans minskningstakt har uppgått till 19 (24–10) % under de senaste 15 åren. Minskningstakten för den svenska populationen bedöms vara nära gränsvärdet för Sårbar (VU) (A2bc). Skogsbruk med korta omloppstider och täta, homogena ungskogar utgör det största hotet, (SLU Artdatabanken, 2023).</w:t>
+        <w:t xml:space="preserve"> är rödlistad som nära hotad och ingår i bilaga 1 i EU:s fågeldirektiv. Den minskar i population på grund av minskad tillgång på lämpliga bo- och födoträd och minskad födotillgång. Spillkråkans minskningstakt har uppgått till 19 (24–10) % under de senaste 15 åren. Minskningstakten för den svenska populationen bedöms vara nära gränsvärdet för Sårbar (VU) (A2bc). Skogsbruk med korta omloppstider och täta, homogena ungskogar utgör det största hotet. Spillkråka är typisk art för </w:t>
+      </w:r>
+      <w:r>
+        <w:rPr>
+          <w:i/>
+        </w:rPr>
+        <w:t xml:space="preserve">9010 Taiga </w:t>
+      </w:r>
+      <w:r>
+        <w:t>och</w:t>
+      </w:r>
+      <w:r>
+        <w:rPr>
+          <w:i/>
+        </w:rPr>
+        <w:t xml:space="preserve"> 9740 Skogsbevuxen myr </w:t>
+      </w:r>
+      <w:r>
+        <w:t>(SLU Artdatabanken, 2023).</w:t>
       </w:r>
     </w:p>
     <w:p>
@@ -260,7 +359,25 @@
         <w:t>Tjäder (§4)</w:t>
       </w:r>
       <w:r>
-        <w:t xml:space="preserve"> är en utpräglad skogsfågel knuten till större sammanhängande barrskogsområden. Tupparna och hönorna utnyttjar till viss del olika miljöer, och habitatvalet varierar dessutom mellan olika delar av året. För att det ska finnas livskraftiga tjäderbestånd krävs funktionella skogslandskap med en blandning av uppvuxen, gles och luckig skog, täta sumpskogar, myrar och andra små våtmarker. Arten försvinner när skogen fragmenteras och den sammanlagda arealen hyggen och andra öppna områden blir för stor. Ett småskaligt och försiktigt virkesuttag genom hyggesfria metoder kan i vissa fall vara möjligt i området inom 200 m från lekcentrum. Längre ut från lekcentrum, inom 200–500 m bör den avverkade ytan inte överskrida 1 hektar för att undvika alltför stora och snabba förändringar (Skogsstyrelsen, 2019).</w:t>
+        <w:t xml:space="preserve"> omfattas av bilaga 1 och 2 EU:s fågeldirektiv och är typisk art för </w:t>
+      </w:r>
+      <w:r>
+        <w:rPr>
+          <w:i/>
+        </w:rPr>
+        <w:t xml:space="preserve">9010 Taiga </w:t>
+      </w:r>
+      <w:r>
+        <w:t xml:space="preserve">och </w:t>
+      </w:r>
+      <w:r>
+        <w:rPr>
+          <w:i/>
+        </w:rPr>
+        <w:t>9740 Skogsbevuxen myr</w:t>
+      </w:r>
+      <w:r>
+        <w:t>. Tjädern är en utpräglad skogsfågel knuten till större sammanhängande barrskogsområden. Tupparna och hönorna utnyttjar till viss del olika miljöer, och habitatvalet varierar dessutom mellan olika delar av året. För att det ska finnas livskraftiga tjäderbestånd krävs funktionella skogslandskap med en blandning av uppvuxen, gles och luckig skog, täta sumpskogar, myrar och andra små våtmarker. Arten försvinner när skogen fragmenteras och den sammanlagda arealen hyggen och andra öppna områden blir för stor. Ett småskaligt och försiktigt virkesuttag genom hyggesfria metoder kan i vissa fall vara möjligt i området inom 200 m från lekcentrum. Längre ut från lekcentrum, inom 200–500 m bör den avverkade ytan inte överskrida 1 hektar för att undvika alltför stora och snabba förändringar (Skogsstyrelsen, 2019; SLU Artdatabanken, 2024).</w:t>
       </w:r>
     </w:p>
     <w:p>
@@ -293,7 +410,25 @@
     </w:p>
     <w:p>
       <w:r>
-        <w:t>Lunglav (NT) är en av vårt lands främsta signalarter som överallt indikerar gamla lövträd, skogsbestånd med höga naturvärden och ekosystem med lång skoglig kontinuitet. Lokalt kan förekomsten vara mycket riklig men den hittas nästan enbart i gamla och ej slutavverkade skogar. Artens samtliga förekomster bör uppmärksammas från naturvårdssynpunkt, då många lokaler även hyser andra ovanliga och rödlistade arter. Rikliga förekomster bör skyddas med biotopskydd, frivilliga avsättningar eller reservat (SLU Artdatabanken, 2024; Nitare &amp; Skogsstyrelsen, 2019).</w:t>
+        <w:t xml:space="preserve">Lunglav (NT) är en av vårt lands främsta signalarter som överallt indikerar gamla lövträd, skogsbestånd med höga naturvärden och ekosystem med lång skoglig kontinuitet. Lokalt kan förekomsten vara mycket riklig men den hittas nästan enbart i gamla och ej slutavverkade skogar. Artens samtliga förekomster bör uppmärksammas från naturvårdssynpunkt, då många lokaler även hyser andra ovanliga och rödlistade arter. Rikliga förekomster bör skyddas med biotopskydd, frivilliga avsättningar eller reservat. Lunglav är typisk art för </w:t>
+      </w:r>
+      <w:r>
+        <w:rPr>
+          <w:i/>
+        </w:rPr>
+        <w:t>9010 Taiga, 9020 Nordlig ädellövskog, 9110 Näringsfattig bokskog, 9130 Näringsrik bokskog, 9160 Näringsrik ekskog, 9180 Ädellövskog i branter, 9190 Näringsfattig ekskog, 9070 Trädklädd betesmark, 9040 Fjällbjörkskog</w:t>
+      </w:r>
+      <w:r>
+        <w:t xml:space="preserve"> och</w:t>
+      </w:r>
+      <w:r>
+        <w:rPr>
+          <w:i/>
+        </w:rPr>
+        <w:t xml:space="preserve"> 6530 Lövängar</w:t>
+      </w:r>
+      <w:r>
+        <w:t xml:space="preserve"> (SLU Artdatabanken, 2024; Nitare &amp; Skogsstyrelsen, 2019).</w:t>
       </w:r>
     </w:p>
     <w:p>
@@ -430,7 +565,16 @@
     </w:p>
     <w:p>
       <w:r>
-        <w:t>Rika förekomster av främst mindre märgborre men även skarptandad barkborre (NT) är en signal för artrikedom och inventeringar har visat att det är i skogar med en naturlig självgallring som det skapas förutsättningar för dessa arter samt de efterföljande åtgärdsprogramsarterna (Pettersson, 2014; Hedgren, 2012). Tallskogar med stark förekomst av mindre märgborre och skarptandad barkborre bör avsättas som reservat. Generellt bör hänsyn tas vid slutavverkning av talldominerad skog så att avverkningsrester som gren- och toppdelar (s.k. GROT) lämnas (Pettersson, 2014).</w:t>
+        <w:t xml:space="preserve">Rika förekomster av främst mindre märgborre men även skarptandad barkborre (NT) är en signal för artrikedom och inventeringar har visat att det är i skogar med en naturlig självgallring som det skapas förutsättningar för dessa arter samt de efterföljande åtgärdsprogramsarterna (Pettersson, 2014; Hedgren, 2012). Tallskogar med stark förekomst av mindre märgborre och skarptandad barkborre bör avsättas som reservat. Generellt bör hänsyn tas vid slutavverkning av talldominerad skog så att avverkningsrester som gren- och toppdelar (s.k. GROT) lämnas. Mindre märgborre är typisk art för </w:t>
+      </w:r>
+      <w:r>
+        <w:rPr>
+          <w:i/>
+        </w:rPr>
+        <w:t>9060 Åsbarrskog</w:t>
+      </w:r>
+      <w:r>
+        <w:t xml:space="preserve"> (Pettersson, 2014; SLU Artdatabanken, 2024).</w:t>
       </w:r>
     </w:p>
     <w:p>
@@ -541,6 +685,20 @@
     </w:p>
     <w:p>
       <w:r>
+        <w:t xml:space="preserve">SLU Artdatabanken, 2024. </w:t>
+      </w:r>
+      <w:r>
+        <w:rPr>
+          <w:i/>
+        </w:rPr>
+        <w:t xml:space="preserve">Artfaktablad. Naturvård – artfakta. </w:t>
+      </w:r>
+      <w:r>
+        <w:t>SLU Artdatabanken, Uppsala.</w:t>
+      </w:r>
+    </w:p>
+    <w:p>
+      <w:r>
         <w:t xml:space="preserve">Wikars, L.-O., Hansson, J. &amp; Hedgren, O., 2010. </w:t>
       </w:r>
       <w:r>
@@ -577,12 +735,30 @@
     </w:p>
     <w:p>
       <w:r>
-        <w:t>Spillkråka (NT) är rödlistad som nära hotad, fridlyst enligt §4 Artskyddsförordningen och ingår i bilaga 1 i EU:s fågeldirektiv. Spillkråka lever i både barr- och blandskog liksom i ren lövskog. De tätaste populationerna tenderar att finnas i äldre, variationsrik blandskog med gott om död ved och gamla träd.</w:t>
+        <w:t xml:space="preserve">Spillkråka (NT) är rödlistad som nära hotad, fridlyst enligt §4 Artskyddsförordningen, typisk art för </w:t>
+      </w:r>
+      <w:r>
+        <w:rPr>
+          <w:i/>
+        </w:rPr>
+        <w:t xml:space="preserve">9010 Taiga </w:t>
+      </w:r>
+      <w:r>
+        <w:t>och</w:t>
+      </w:r>
+      <w:r>
+        <w:rPr>
+          <w:i/>
+        </w:rPr>
+        <w:t xml:space="preserve"> 9740 Skogsbevuxen myr</w:t>
+      </w:r>
+      <w:r>
+        <w:t xml:space="preserve"> och ingår i bilaga 1 i EU:s fågeldirektiv. Spillkråka lever i både barr- och blandskog liksom i ren lövskog. De tätaste populationerna tenderar att finnas i äldre, variationsrik blandskog med gott om död ved och gamla träd.</w:t>
       </w:r>
     </w:p>
     <w:p>
       <w:r>
-        <w:t>Varje par utnyttjar 400–1000 hektar skog beroende på skogens kvalitet. En minskning av populationen pågår på grund av minskad tillgång på lämpliga bo- och födoträd och minskad födotillgång. Spillkråkans minskningstakt har uppgått till 19 (24–10) % under de senaste 15 åren. Minskningstakten för den svenska populationen bedöms vara nära gränsvärdet för Sårbar (VU) (A2bc). Skogsbruk med korta omloppstider och täta, homogena ungskogar utgör det största hotet (Artdatabanken 2023).</w:t>
+        <w:t>Varje par utnyttjar 400–1000 hektar skog beroende på skogens kvalitet. En minskning av populationen pågår på grund av minskad tillgång på lämpliga bo- och födoträd och minskad födotillgång. Spillkråkans minskningstakt har uppgått till 19 (24–10) % under de senaste 15 åren. Minskningstakten för den svenska populationen bedöms vara nära gränsvärdet för Sårbar (VU) (A2bc). Skogsbruk med korta omloppstider och täta, homogena ungskogar utgör det största hotet (SLU Artdatabanken 2023).</w:t>
       </w:r>
     </w:p>
     <w:p>
@@ -617,7 +793,25 @@
     </w:p>
     <w:p>
       <w:r>
-        <w:t>Tjäder (§4) är en utpräglad skogsfågel knuten till större sammanhängande barrskogsområden. Tupparna och hönorna utnyttjar till viss del olika miljöer, och habitatvalet varierar dessutom mellan olika delar av året. För att det ska finnas livskraftiga tjäderbestånd krävs funktionella skogslandskap med en blandning av uppvuxen, gles och luckig skog, täta sumpskogar, myrar och andra små våtmarker (Skogsstyrelsen, 2019).</w:t>
+        <w:t xml:space="preserve">Tjäder (§4) omfattas av bilaga 1 och 2 EU:s fågeldirektiv och är typisk art för </w:t>
+      </w:r>
+      <w:r>
+        <w:rPr>
+          <w:i/>
+        </w:rPr>
+        <w:t xml:space="preserve">9010 Taiga </w:t>
+      </w:r>
+      <w:r>
+        <w:t xml:space="preserve">och </w:t>
+      </w:r>
+      <w:r>
+        <w:rPr>
+          <w:i/>
+        </w:rPr>
+        <w:t>9740 Skogsbevuxen myr</w:t>
+      </w:r>
+      <w:r>
+        <w:t>. Tjädern är en utpräglad skogsfågel knuten till större sammanhängande barrskogsområden. Tupparna och hönorna utnyttjar till viss del olika miljöer, och habitatvalet varierar dessutom mellan olika delar av året. För att det ska finnas livskraftiga tjäderbestånd krävs funktionella skogslandskap med en blandning av uppvuxen, gles och luckig skog, täta sumpskogar, myrar och andra små våtmarker (Skogsstyrelsen, 2019; SLU Artdatabanken 2024).</w:t>
       </w:r>
     </w:p>
     <w:p>
@@ -641,10 +835,21 @@
         <w:rPr>
           <w:i/>
         </w:rPr>
-        <w:t xml:space="preserve">Vägledning för hänsyn till fåglar – tjäder. </w:t>
-      </w:r>
-      <w:r>
-        <w:t>https://www.skogsstyrelsen.se/globalassets/lag-och-tillsyn/artskydd/vagledningar-for-hansyn-till-faglar/tjader-vagledning-hansyn2.pdf</w:t>
+        <w:t>Vägledning för hänsyn till fåglar – tjäder.</w:t>
+      </w:r>
+    </w:p>
+    <w:p>
+      <w:r>
+        <w:t xml:space="preserve">SLU Artdatabanken, 2024. </w:t>
+      </w:r>
+      <w:r>
+        <w:rPr>
+          <w:i/>
+        </w:rPr>
+        <w:t xml:space="preserve">Artfaktablad. Naturvård – artfakta. </w:t>
+      </w:r>
+      <w:r>
+        <w:t>SLU Artdatabanken, Uppsala</w:t>
       </w:r>
     </w:p>
     <w:sectPr>
@@ -775,7 +980,7 @@
     <w:r>
       <w:tab/>
       <w:tab/>
-      <w:t>2026-01-28</w:t>
+      <w:t>2026-01-29</w:t>
       <w:br/>
       <w:br/>
     </w:r>

--- a/tillsyn/A 55981-2025 tillsynsbegäran.docx
+++ b/tillsyn/A 55981-2025 tillsynsbegäran.docx
@@ -980,7 +980,7 @@
     <w:r>
       <w:tab/>
       <w:tab/>
-      <w:t>2026-01-29</w:t>
+      <w:t>2026-01-30</w:t>
       <w:br/>
       <w:br/>
     </w:r>

--- a/tillsyn/A 55981-2025 tillsynsbegäran.docx
+++ b/tillsyn/A 55981-2025 tillsynsbegäran.docx
@@ -980,7 +980,7 @@
     <w:r>
       <w:tab/>
       <w:tab/>
-      <w:t>2026-01-30</w:t>
+      <w:t>2026-01-31</w:t>
       <w:br/>
       <w:br/>
     </w:r>

--- a/tillsyn/A 55981-2025 tillsynsbegäran.docx
+++ b/tillsyn/A 55981-2025 tillsynsbegäran.docx
@@ -980,7 +980,7 @@
     <w:r>
       <w:tab/>
       <w:tab/>
-      <w:t>2026-02-22</w:t>
+      <w:t>2026-02-23</w:t>
       <w:br/>
       <w:br/>
     </w:r>

--- a/tillsyn/A 55981-2025 tillsynsbegäran.docx
+++ b/tillsyn/A 55981-2025 tillsynsbegäran.docx
@@ -980,7 +980,7 @@
     <w:r>
       <w:tab/>
       <w:tab/>
-      <w:t>2026-02-23</w:t>
+      <w:t>2026-02-24</w:t>
       <w:br/>
       <w:br/>
     </w:r>

--- a/tillsyn/A 55981-2025 tillsynsbegäran.docx
+++ b/tillsyn/A 55981-2025 tillsynsbegäran.docx
@@ -980,7 +980,7 @@
     <w:r>
       <w:tab/>
       <w:tab/>
-      <w:t>2026-02-24</w:t>
+      <w:t>2026-02-25</w:t>
       <w:br/>
       <w:br/>
     </w:r>

--- a/tillsyn/A 55981-2025 tillsynsbegäran.docx
+++ b/tillsyn/A 55981-2025 tillsynsbegäran.docx
@@ -980,7 +980,7 @@
     <w:r>
       <w:tab/>
       <w:tab/>
-      <w:t>2026-02-25</w:t>
+      <w:t>2026-02-26</w:t>
       <w:br/>
       <w:br/>
     </w:r>

--- a/tillsyn/A 55981-2025 tillsynsbegäran.docx
+++ b/tillsyn/A 55981-2025 tillsynsbegäran.docx
@@ -980,7 +980,7 @@
     <w:r>
       <w:tab/>
       <w:tab/>
-      <w:t>2026-02-26</w:t>
+      <w:t>2026-02-28</w:t>
       <w:br/>
       <w:br/>
     </w:r>

--- a/tillsyn/A 55981-2025 tillsynsbegäran.docx
+++ b/tillsyn/A 55981-2025 tillsynsbegäran.docx
@@ -980,7 +980,7 @@
     <w:r>
       <w:tab/>
       <w:tab/>
-      <w:t>2026-02-28</w:t>
+      <w:t>2026-03-01</w:t>
       <w:br/>
       <w:br/>
     </w:r>

--- a/tillsyn/A 55981-2025 tillsynsbegäran.docx
+++ b/tillsyn/A 55981-2025 tillsynsbegäran.docx
@@ -980,7 +980,7 @@
     <w:r>
       <w:tab/>
       <w:tab/>
-      <w:t>2026-03-01</w:t>
+      <w:t>2026-03-02</w:t>
       <w:br/>
       <w:br/>
     </w:r>

--- a/tillsyn/A 55981-2025 tillsynsbegäran.docx
+++ b/tillsyn/A 55981-2025 tillsynsbegäran.docx
@@ -113,7 +113,7 @@
         <w:rPr>
           <w:i/>
         </w:rPr>
-        <w:t xml:space="preserve"> 9070 Trädklädd betesmark </w:t>
+        <w:t xml:space="preserve"> 9070 Trädklädd betesmark</w:t>
       </w:r>
       <w:r>
         <w:t xml:space="preserve"> (SLU Artdatabanken, 2024).</w:t>
@@ -980,7 +980,7 @@
     <w:r>
       <w:tab/>
       <w:tab/>
-      <w:t>2026-03-02</w:t>
+      <w:t>2026-03-03</w:t>
       <w:br/>
       <w:br/>
     </w:r>

--- a/tillsyn/A 55981-2025 tillsynsbegäran.docx
+++ b/tillsyn/A 55981-2025 tillsynsbegäran.docx
@@ -980,7 +980,7 @@
     <w:r>
       <w:tab/>
       <w:tab/>
-      <w:t>2026-03-03</w:t>
+      <w:t>2026-03-04</w:t>
       <w:br/>
       <w:br/>
     </w:r>

--- a/tillsyn/A 55981-2025 tillsynsbegäran.docx
+++ b/tillsyn/A 55981-2025 tillsynsbegäran.docx
@@ -980,7 +980,7 @@
     <w:r>
       <w:tab/>
       <w:tab/>
-      <w:t>2026-03-04</w:t>
+      <w:t>2026-03-05</w:t>
       <w:br/>
       <w:br/>
     </w:r>

--- a/tillsyn/A 55981-2025 tillsynsbegäran.docx
+++ b/tillsyn/A 55981-2025 tillsynsbegäran.docx
@@ -980,7 +980,7 @@
     <w:r>
       <w:tab/>
       <w:tab/>
-      <w:t>2026-03-05</w:t>
+      <w:t>2026-03-06</w:t>
       <w:br/>
       <w:br/>
     </w:r>

--- a/tillsyn/A 55981-2025 tillsynsbegäran.docx
+++ b/tillsyn/A 55981-2025 tillsynsbegäran.docx
@@ -980,7 +980,7 @@
     <w:r>
       <w:tab/>
       <w:tab/>
-      <w:t>2026-03-06</w:t>
+      <w:t>2026-03-07</w:t>
       <w:br/>
       <w:br/>
     </w:r>

--- a/tillsyn/A 55981-2025 tillsynsbegäran.docx
+++ b/tillsyn/A 55981-2025 tillsynsbegäran.docx
@@ -980,7 +980,7 @@
     <w:r>
       <w:tab/>
       <w:tab/>
-      <w:t>2026-03-07</w:t>
+      <w:t>2026-03-08</w:t>
       <w:br/>
       <w:br/>
     </w:r>

--- a/tillsyn/A 55981-2025 tillsynsbegäran.docx
+++ b/tillsyn/A 55981-2025 tillsynsbegäran.docx
@@ -980,7 +980,7 @@
     <w:r>
       <w:tab/>
       <w:tab/>
-      <w:t>2026-03-08</w:t>
+      <w:t>2026-03-09</w:t>
       <w:br/>
       <w:br/>
     </w:r>

--- a/tillsyn/A 55981-2025 tillsynsbegäran.docx
+++ b/tillsyn/A 55981-2025 tillsynsbegäran.docx
@@ -980,7 +980,7 @@
     <w:r>
       <w:tab/>
       <w:tab/>
-      <w:t>2026-03-09</w:t>
+      <w:t>2026-03-10</w:t>
       <w:br/>
       <w:br/>
     </w:r>

--- a/tillsyn/A 55981-2025 tillsynsbegäran.docx
+++ b/tillsyn/A 55981-2025 tillsynsbegäran.docx
@@ -330,7 +330,7 @@
         <w:t>Spillkråka (NT, §4)</w:t>
       </w:r>
       <w:r>
-        <w:t xml:space="preserve"> är rödlistad som nära hotad och ingår i bilaga 1 i EU:s fågeldirektiv. Den minskar i population på grund av minskad tillgång på lämpliga bo- och födoträd och minskad födotillgång. Spillkråkans minskningstakt har uppgått till 19 (24–10) % under de senaste 15 åren. Minskningstakten för den svenska populationen bedöms vara nära gränsvärdet för Sårbar (VU) (A2bc). Skogsbruk med korta omloppstider och täta, homogena ungskogar utgör det största hotet. Spillkråka är typisk art för </w:t>
+        <w:t xml:space="preserve"> är rödlistad som nära hotad och ingår i bilaga 1 i EU:s fågeldirektiv. Den minskar i population på grund av minskad tillgång på lämpliga bo- och födoträd och minskad födotillgång. Spillkråkans minskningstakt har uppgått till 19 (24–10) % under de senaste 15 åren och bedöms vara nära gränsvärdet för Sårbar (VU) (A2bc). Spillkråka är en nyckelart i skogliga miljöer vars övergivna bohål utnyttjas av flera andra hålhäckande fågelarter och fladdermöss. Den behöver grova träd, främst tall, asp och bok som boträd. Skogsbruk med korta omloppstider och täta, homogena ungskogar utgör det största hotet. Spillkråka är typisk art för </w:t>
       </w:r>
       <w:r>
         <w:rPr>
@@ -348,7 +348,7 @@
         <w:t xml:space="preserve"> 9740 Skogsbevuxen myr </w:t>
       </w:r>
       <w:r>
-        <w:t>(SLU Artdatabanken, 2023).</w:t>
+        <w:t>(SLU Artdatabanken, 2025; Skogsstyrelsen 2016).</w:t>
       </w:r>
     </w:p>
     <w:p>
@@ -753,7 +753,7 @@
         <w:t xml:space="preserve"> 9740 Skogsbevuxen myr</w:t>
       </w:r>
       <w:r>
-        <w:t xml:space="preserve"> och ingår i bilaga 1 i EU:s fågeldirektiv. Spillkråka lever i både barr- och blandskog liksom i ren lövskog. De tätaste populationerna tenderar att finnas i äldre, variationsrik blandskog med gott om död ved och gamla träd.</w:t>
+        <w:t xml:space="preserve"> och ingår i bilaga 1 i EU:s fågeldirektiv. Spillkråka lever i både barr- och blandskog liksom i ren lövskog. De tätaste populationerna tenderar att finnas i äldre, variationsrik blandskog med gott om död ved och gamla träd. Spillkråka är en nyckelart i skogliga miljöer vars övergivna bohål utnyttjas av flera andra hålhäckande fågelarter och fladdermöss (SLU Artdatabanken, 2023; Skogsstyrelsen 2016).</w:t>
       </w:r>
     </w:p>
     <w:p>
@@ -771,7 +771,21 @@
     </w:p>
     <w:p>
       <w:r>
-        <w:t xml:space="preserve">SLU Artdatabanken, 2021. </w:t>
+        <w:t xml:space="preserve">Skogsstyrelsen, 2016. </w:t>
+      </w:r>
+      <w:r>
+        <w:rPr>
+          <w:i/>
+        </w:rPr>
+        <w:t xml:space="preserve">Vägledning för hänsyn till spillkråka. </w:t>
+      </w:r>
+      <w:r>
+        <w:t>Vägledningar och kunskapsstöd artskydd – Skogsstyrelsen.</w:t>
+      </w:r>
+    </w:p>
+    <w:p>
+      <w:r>
+        <w:t xml:space="preserve">SLU Artdatabanken, 2023. </w:t>
       </w:r>
       <w:r>
         <w:rPr>
@@ -980,7 +994,7 @@
     <w:r>
       <w:tab/>
       <w:tab/>
-      <w:t>2026-03-10</w:t>
+      <w:t>2026-03-11</w:t>
       <w:br/>
       <w:br/>
     </w:r>

--- a/tillsyn/A 55981-2025 tillsynsbegäran.docx
+++ b/tillsyn/A 55981-2025 tillsynsbegäran.docx
@@ -994,7 +994,7 @@
     <w:r>
       <w:tab/>
       <w:tab/>
-      <w:t>2026-03-11</w:t>
+      <w:t>2026-03-12</w:t>
       <w:br/>
       <w:br/>
     </w:r>

--- a/tillsyn/A 55981-2025 tillsynsbegäran.docx
+++ b/tillsyn/A 55981-2025 tillsynsbegäran.docx
@@ -994,7 +994,7 @@
     <w:r>
       <w:tab/>
       <w:tab/>
-      <w:t>2026-03-12</w:t>
+      <w:t>2026-03-13</w:t>
       <w:br/>
       <w:br/>
     </w:r>

--- a/tillsyn/A 55981-2025 tillsynsbegäran.docx
+++ b/tillsyn/A 55981-2025 tillsynsbegäran.docx
@@ -980,7 +980,7 @@
     <w:r>
       <w:tab/>
       <w:tab/>
-      <w:t>2026-04-14</w:t>
+      <w:t>2026-04-15</w:t>
       <w:br/>
       <w:br/>
     </w:r>

--- a/tillsyn/A 55981-2025 tillsynsbegäran.docx
+++ b/tillsyn/A 55981-2025 tillsynsbegäran.docx
@@ -980,7 +980,7 @@
     <w:r>
       <w:tab/>
       <w:tab/>
-      <w:t>2026-04-15</w:t>
+      <w:t>2026-04-16</w:t>
       <w:br/>
       <w:br/>
     </w:r>

--- a/tillsyn/A 55981-2025 tillsynsbegäran.docx
+++ b/tillsyn/A 55981-2025 tillsynsbegäran.docx
@@ -980,7 +980,7 @@
     <w:r>
       <w:tab/>
       <w:tab/>
-      <w:t>2026-04-16</w:t>
+      <w:t>2026-04-17</w:t>
       <w:br/>
       <w:br/>
     </w:r>

--- a/tillsyn/A 55981-2025 tillsynsbegäran.docx
+++ b/tillsyn/A 55981-2025 tillsynsbegäran.docx
@@ -980,7 +980,7 @@
     <w:r>
       <w:tab/>
       <w:tab/>
-      <w:t>2026-04-17</w:t>
+      <w:t>2026-04-18</w:t>
       <w:br/>
       <w:br/>
     </w:r>

--- a/tillsyn/A 55981-2025 tillsynsbegäran.docx
+++ b/tillsyn/A 55981-2025 tillsynsbegäran.docx
@@ -243,7 +243,7 @@
         <w:t>Skrovellav (NT)</w:t>
       </w:r>
       <w:r>
-        <w:t xml:space="preserve"> växer på gamla lövträd och på klippor i gamla skogar med hög och jämn luftfuktighet. Slutavverkning av kontinuitetsskog utgör det största hotet och lavens fortsatta förekomst bör säkerställas genom att lokaler med äldre skog skyddas. I områden med mycket hög luftfuktighet kan man på bålen av skrovellav finna de sällsynta parasitsvamparna skrovellavsknapp (EN) och </w:t>
+        <w:t xml:space="preserve"> växer på gamla lövträd och på klippor i gamla skogar med hög och jämn luftfuktighet. Slutavverkning av kontinuitetsskog utgör det största hotet och lavens fortsatta förekomst bör säkerställas genom att lokaler med äldre skog skyddas. I områden med mycket hög luftfuktighet kan man på bålen av skrovellav finna de sällsynta parasitsvamparna skrovellavsknapp (EN), </w:t>
       </w:r>
       <w:r>
         <w:rPr>
@@ -252,7 +252,16 @@
         <w:t>Catillaria lobariicola</w:t>
       </w:r>
       <w:r>
-        <w:t xml:space="preserve"> (VU). Skrovellav är typisk art för </w:t>
+        <w:t xml:space="preserve"> (VU) och </w:t>
+      </w:r>
+      <w:r>
+        <w:rPr>
+          <w:i/>
+        </w:rPr>
+        <w:t>Merismatium lobariae</w:t>
+      </w:r>
+      <w:r>
+        <w:t xml:space="preserve"> (DD). Skrovellav är typisk art för </w:t>
       </w:r>
       <w:r>
         <w:rPr>
@@ -980,7 +989,7 @@
     <w:r>
       <w:tab/>
       <w:tab/>
-      <w:t>2026-04-18</w:t>
+      <w:t>2026-04-19</w:t>
       <w:br/>
       <w:br/>
     </w:r>

--- a/tillsyn/A 55981-2025 tillsynsbegäran.docx
+++ b/tillsyn/A 55981-2025 tillsynsbegäran.docx
@@ -989,7 +989,7 @@
     <w:r>
       <w:tab/>
       <w:tab/>
-      <w:t>2026-04-19</w:t>
+      <w:t>2026-04-20</w:t>
       <w:br/>
       <w:br/>
     </w:r>

--- a/tillsyn/A 55981-2025 tillsynsbegäran.docx
+++ b/tillsyn/A 55981-2025 tillsynsbegäran.docx
@@ -989,7 +989,7 @@
     <w:r>
       <w:tab/>
       <w:tab/>
-      <w:t>2026-04-20</w:t>
+      <w:t>2026-04-21</w:t>
       <w:br/>
       <w:br/>
     </w:r>

--- a/tillsyn/A 55981-2025 tillsynsbegäran.docx
+++ b/tillsyn/A 55981-2025 tillsynsbegäran.docx
@@ -989,7 +989,7 @@
     <w:r>
       <w:tab/>
       <w:tab/>
-      <w:t>2026-04-21</w:t>
+      <w:t>2026-04-22</w:t>
       <w:br/>
       <w:br/>
     </w:r>

--- a/tillsyn/A 55981-2025 tillsynsbegäran.docx
+++ b/tillsyn/A 55981-2025 tillsynsbegäran.docx
@@ -989,7 +989,7 @@
     <w:r>
       <w:tab/>
       <w:tab/>
-      <w:t>2026-04-22</w:t>
+      <w:t>2026-04-23</w:t>
       <w:br/>
       <w:br/>
     </w:r>

--- a/tillsyn/A 55981-2025 tillsynsbegäran.docx
+++ b/tillsyn/A 55981-2025 tillsynsbegäran.docx
@@ -989,7 +989,7 @@
     <w:r>
       <w:tab/>
       <w:tab/>
-      <w:t>2026-04-23</w:t>
+      <w:t>2026-04-24</w:t>
       <w:br/>
       <w:br/>
     </w:r>

--- a/tillsyn/A 55981-2025 tillsynsbegäran.docx
+++ b/tillsyn/A 55981-2025 tillsynsbegäran.docx
@@ -35,7 +35,7 @@
     </w:p>
     <w:p>
       <w:r>
-        <w:t>I avverkningsanmälan har följande 10 naturvårdsarter hittats: garnlav (NT), kolflarnlav (NT), lunglav (NT), mörk kolflarnlav (NT), skrovellav (NT), spillkråka (NT, §4), vedflamlav (NT), vedskivlav (NT), mindre märgborre (S) och tjäder (§4). Av dessa är 8 rödlistade. För rödlistade arter har rödlistekategorin angivits inom parentes. Arter som är signalarter enligt Skogsstyrelsen har markerats med (S). För fridlysta arter anges även paragrafen i Artskyddsförordningen som arten är fridlyst enligt.</w:t>
+        <w:t>I avverkningsanmälan har följande 15 naturvårdsarter hittats: dvärgbägarlav (NT), garnlav (NT), kolflarnlav (NT), lunglav (NT), mörk kolflarnlav (NT), skrovellav (NT), spillkråka (NT, §4), ullticka (NT), vedflamlav (NT), vedskivlav (NT), violettgrå tagellav (NT), bronshjon (S), mindre märgborre (S), skuggblåslav (S) och tjäder (§4). Av dessa är 11 rödlistade. För rödlistade arter har rödlistekategorin angivits inom parentes. Arter som är signalarter enligt Skogsstyrelsen har markerats med (S). För fridlysta arter anges även paragrafen i Artskyddsförordningen som arten är fridlyst enligt.</w:t>
       </w:r>
     </w:p>
     <w:p>
@@ -50,7 +50,7 @@
       <w:r>
         <w:drawing>
           <wp:inline xmlns:a="http://schemas.openxmlformats.org/drawingml/2006/main" xmlns:pic="http://schemas.openxmlformats.org/drawingml/2006/picture">
-            <wp:extent cx="5486400" cy="5720510"/>
+            <wp:extent cx="5486400" cy="5646935"/>
             <wp:docPr id="1" name="Picture 1"/>
             <wp:cNvGraphicFramePr>
               <a:graphicFrameLocks noChangeAspect="1"/>
@@ -71,7 +71,7 @@
                   <pic:spPr>
                     <a:xfrm>
                       <a:off x="0" y="0"/>
-                      <a:ext cx="5486400" cy="5720510"/>
+                      <a:ext cx="5486400" cy="5646935"/>
                     </a:xfrm>
                     <a:prstGeom prst="rect"/>
                   </pic:spPr>
@@ -95,6 +95,46 @@
         <w:rPr>
           <w:b/>
         </w:rPr>
+        <w:t>Bronshjon</w:t>
+      </w:r>
+      <w:r>
+        <w:t xml:space="preserve"> är en skalbagge vars larvutveckling sker under grov bark på stammar av döda eller döende barrträd, främst gran, i mindre omfattning tall. Arten är knuten till äldre, naturskogslik granskog med inslag av torkande träd. Bronshjon är typisk art för </w:t>
+      </w:r>
+      <w:r>
+        <w:rPr>
+          <w:i/>
+        </w:rPr>
+        <w:t>9010 Taiga</w:t>
+      </w:r>
+      <w:r>
+        <w:t xml:space="preserve"> (SLU Artdatabanken, 2025).</w:t>
+      </w:r>
+    </w:p>
+    <w:p>
+      <w:r>
+        <w:rPr>
+          <w:b/>
+        </w:rPr>
+        <w:t>Dvärgbägarlav (NT)</w:t>
+      </w:r>
+      <w:r>
+        <w:t xml:space="preserve"> förekommer över hela Sverige på gammal hård ved, huvudsakligen på tall men i södra Sverige även på ek. Veden utgörs framförallt av grova stubbar, lågor och grenar. Substratet har blivit sällsyntare och nybildning av substrat sker bara i begränsad omfattning. Arten hotas av att grova lågor blir allt sällsyntare i dagens kulturskogar samt att nybildningen av lämpliga substrat går mycket långsamt. En riklig tillgång på gamla tall- eller eklågor måste säkerställas på artens lokaler. Dvärgbägarlav är typisk art för </w:t>
+      </w:r>
+      <w:r>
+        <w:rPr>
+          <w:i/>
+        </w:rPr>
+        <w:t>9010 Taiga</w:t>
+      </w:r>
+      <w:r>
+        <w:t xml:space="preserve"> (SLU Artdatabanken, 2024; Nitare &amp; Skogsstyrelsen, 2019).</w:t>
+      </w:r>
+    </w:p>
+    <w:p>
+      <w:r>
+        <w:rPr>
+          <w:b/>
+        </w:rPr>
         <w:t>Garnlav (VU)</w:t>
       </w:r>
       <w:r>
@@ -287,6 +327,82 @@
         <w:rPr>
           <w:b/>
         </w:rPr>
+        <w:t>Skuggblåslav (NT)</w:t>
+      </w:r>
+      <w:r>
+        <w:t xml:space="preserve"> växer på silikatsten eller gamla träd i äldre naturskogar med hög luftfuktighet. Den påverkas negativt av brist på kontinuitetsskog och minskningstakten för arten bedöms vara nära gränsvärdet för sårbar (VU). Skuggblåslav är typisk art för </w:t>
+      </w:r>
+      <w:r>
+        <w:rPr>
+          <w:i/>
+        </w:rPr>
+        <w:t xml:space="preserve">9010 Taiga </w:t>
+      </w:r>
+      <w:r>
+        <w:t>(Nitare &amp; Skogsstyrelsen, 2019; SLU Artdatabanken, 2026).</w:t>
+      </w:r>
+    </w:p>
+    <w:p>
+      <w:r>
+        <w:rPr>
+          <w:b/>
+        </w:rPr>
+        <w:t>Ullticka (NT)</w:t>
+      </w:r>
+      <w:r>
+        <w:t xml:space="preserve"> är knuten till restbestånd av barrnaturskog och förekommer med ett tydligt optimum i orörda eller måttligt påverkade gamla granskogar där det föreligger viss kontinuitet av grov död ved. Ullticka är en bra signalart inom hela sitt utbredningsområde och i södra Sverige är den sällsynt och en god signalart för skyddsvärda granskogsmiljöer. Den hotas av avverkning och fragmentering av naturskog och äldre granskog med lång trädkontinuitet. På ullticka kan ibland ulltickeporing (VU) påträffas - det är en sällsynt ticka som nyligen delats upp i de tre olika arterna ulltickeporing </w:t>
+      </w:r>
+      <w:r>
+        <w:rPr>
+          <w:i/>
+        </w:rPr>
+        <w:t xml:space="preserve">Skeletocutis brevispora </w:t>
+      </w:r>
+      <w:r>
+        <w:t>(VU)</w:t>
+      </w:r>
+      <w:r>
+        <w:rPr>
+          <w:i/>
+        </w:rPr>
+        <w:t>, Skeletocutis delicata</w:t>
+      </w:r>
+      <w:r>
+        <w:t xml:space="preserve"> (VU)</w:t>
+      </w:r>
+      <w:r>
+        <w:rPr>
+          <w:i/>
+        </w:rPr>
+        <w:t xml:space="preserve"> och Skeletocutis exilis</w:t>
+      </w:r>
+      <w:r>
+        <w:t xml:space="preserve"> (NT). Ullticka är typisk art för </w:t>
+      </w:r>
+      <w:r>
+        <w:rPr>
+          <w:i/>
+        </w:rPr>
+        <w:t xml:space="preserve">9010 Taiga, 9050 Näringsrik granskog </w:t>
+      </w:r>
+      <w:r>
+        <w:t xml:space="preserve">och </w:t>
+      </w:r>
+      <w:r>
+        <w:rPr>
+          <w:i/>
+        </w:rPr>
+        <w:t>9030 Landhöjningsskog</w:t>
+      </w:r>
+      <w:r>
+        <w:t xml:space="preserve"> (SLU Artdatabanken, 2026; Nitare &amp; Skogsstyrelsen, 2019; Miettinen &amp; Niemelä, 2018).</w:t>
+      </w:r>
+    </w:p>
+    <w:p>
+      <w:r>
+        <w:rPr>
+          <w:b/>
+        </w:rPr>
         <w:t>Vedflamlav (NT)</w:t>
       </w:r>
       <w:r>
@@ -320,6 +436,26 @@
       </w:r>
       <w:r>
         <w:t xml:space="preserve"> (SLU Artdatabanken, 2024).</w:t>
+      </w:r>
+    </w:p>
+    <w:p>
+      <w:r>
+        <w:rPr>
+          <w:b/>
+        </w:rPr>
+        <w:t>Violettgrå tagellav (NT)</w:t>
+      </w:r>
+      <w:r>
+        <w:t xml:space="preserve"> växer nästan uteslutande i gamla olikåldriga barrnaturskogar med lång skoglig kontinuitet och är en utmärkt signal på skog med höga naturvärden. Slutavverkning av tidigare aldrig slutavverkad skog (kontinuitetsskog) är det största hotet. Biotopen nyskapas i begränsad omfattning och barrskog äldre än 160 år, där den violettgrå tagellaven huvudsakligen påträffas har minskat med 50% de senaste 50 åren. Lågproduktiv skogsmark där laven förekommer bör undantas från skogsbruk och rika förekomster i äldre granskog bör skyddas. Arten är känslig för uttorkning och det är väsentligt att tillräckligt stora bestånd avsätts. Violettgrå tagellav är typisk art för </w:t>
+      </w:r>
+      <w:r>
+        <w:rPr>
+          <w:i/>
+        </w:rPr>
+        <w:t>9010 Taiga</w:t>
+      </w:r>
+      <w:r>
+        <w:t xml:space="preserve"> (SLU Artdatabanken, 2024; Nitare &amp; Skogsstyrelsen, 2019).</w:t>
       </w:r>
     </w:p>
     <w:p>
@@ -989,7 +1125,7 @@
     <w:r>
       <w:tab/>
       <w:tab/>
-      <w:t>2026-04-24</w:t>
+      <w:t>2026-04-25</w:t>
       <w:br/>
       <w:br/>
     </w:r>

--- a/tillsyn/A 55981-2025 tillsynsbegäran.docx
+++ b/tillsyn/A 55981-2025 tillsynsbegäran.docx
@@ -1125,7 +1125,7 @@
     <w:r>
       <w:tab/>
       <w:tab/>
-      <w:t>2026-04-25</w:t>
+      <w:t>2026-04-26</w:t>
       <w:br/>
       <w:br/>
     </w:r>

--- a/tillsyn/A 55981-2025 tillsynsbegäran.docx
+++ b/tillsyn/A 55981-2025 tillsynsbegäran.docx
@@ -1125,7 +1125,7 @@
     <w:r>
       <w:tab/>
       <w:tab/>
-      <w:t>2026-04-26</w:t>
+      <w:t>2026-04-27</w:t>
       <w:br/>
       <w:br/>
     </w:r>

--- a/tillsyn/A 55981-2025 tillsynsbegäran.docx
+++ b/tillsyn/A 55981-2025 tillsynsbegäran.docx
@@ -1125,7 +1125,7 @@
     <w:r>
       <w:tab/>
       <w:tab/>
-      <w:t>2026-04-27</w:t>
+      <w:t>2026-04-28</w:t>
       <w:br/>
       <w:br/>
     </w:r>

--- a/tillsyn/A 55981-2025 tillsynsbegäran.docx
+++ b/tillsyn/A 55981-2025 tillsynsbegäran.docx
@@ -35,7 +35,7 @@
     </w:p>
     <w:p>
       <w:r>
-        <w:t>I avverkningsanmälan har följande 15 naturvårdsarter hittats: dvärgbägarlav (NT), garnlav (NT), kolflarnlav (NT), lunglav (NT), mörk kolflarnlav (NT), skrovellav (NT), spillkråka (NT, §4), ullticka (NT), vedflamlav (NT), vedskivlav (NT), violettgrå tagellav (NT), bronshjon (S), mindre märgborre (S), skuggblåslav (S) och tjäder (§4). Av dessa är 11 rödlistade. För rödlistade arter har rödlistekategorin angivits inom parentes. Arter som är signalarter enligt Skogsstyrelsen har markerats med (S). För fridlysta arter anges även paragrafen i Artskyddsförordningen som arten är fridlyst enligt.</w:t>
+        <w:t>I avverkningsanmälan har följande 16 naturvårdsarter hittats: dvärgbägarlav (NT), garnlav (NT), kolflarnlav (NT), lunglav (NT), mörk kolflarnlav (NT), skrovellav (NT), spillkråka (NT, §4), ullticka (NT), vedflamlav (NT), vedskivlav (NT), violettgrå tagellav (NT), vitgrynig nållav (NT), bronshjon (S), mindre märgborre (S), skuggblåslav (S) och tjäder (§4). Av dessa är 12 rödlistade. För rödlistade arter har rödlistekategorin angivits inom parentes. Arter som är signalarter enligt Skogsstyrelsen har markerats med (S). För fridlysta arter anges även paragrafen i Artskyddsförordningen som arten är fridlyst enligt.</w:t>
       </w:r>
     </w:p>
     <w:p>
@@ -459,6 +459,17 @@
       </w:r>
     </w:p>
     <w:p>
+      <w:r>
+        <w:rPr>
+          <w:b/>
+        </w:rPr>
+        <w:t>Vitgrynig nållav (NT)</w:t>
+      </w:r>
+      <w:r>
+        <w:t xml:space="preserve"> växer nästan uteslutande på bark av gamla, senvuxna granar i skuggiga lägen med hög och jämn luftfuktighet. Den vanligaste naturtypen för arten är kontinuitetsskogar på frisk mark men den finns också i sumpgranskogar. På lång sikt utgör avverkningar av olikåldriga granskogar av naturskogskaraktär ett allvarligt hot mot arten och skogsbruksåtgärder på eller i närheten av växtplatserna bör undvikas. Naturskogsartade, fuktiga granskogar med förekomster av arten signalerar höga biologiska värden och bör bevaras (SLU Artdatabanken, 2024; Nitare &amp; Skogsstyrelsen, 2019).</w:t>
+      </w:r>
+    </w:p>
+    <w:p>
       <w:pPr>
         <w:pStyle w:val="Heading1"/>
       </w:pPr>
@@ -1125,7 +1136,7 @@
     <w:r>
       <w:tab/>
       <w:tab/>
-      <w:t>2026-04-28</w:t>
+      <w:t>2026-04-29</w:t>
       <w:br/>
       <w:br/>
     </w:r>

--- a/tillsyn/A 55981-2025 tillsynsbegäran.docx
+++ b/tillsyn/A 55981-2025 tillsynsbegäran.docx
@@ -1136,7 +1136,7 @@
     <w:r>
       <w:tab/>
       <w:tab/>
-      <w:t>2026-04-29</w:t>
+      <w:t>2026-04-30</w:t>
       <w:br/>
       <w:br/>
     </w:r>

--- a/tillsyn/A 55981-2025 tillsynsbegäran.docx
+++ b/tillsyn/A 55981-2025 tillsynsbegäran.docx
@@ -1136,7 +1136,7 @@
     <w:r>
       <w:tab/>
       <w:tab/>
-      <w:t>2026-04-30</w:t>
+      <w:t>2026-05-01</w:t>
       <w:br/>
       <w:br/>
     </w:r>

--- a/tillsyn/A 55981-2025 tillsynsbegäran.docx
+++ b/tillsyn/A 55981-2025 tillsynsbegäran.docx
@@ -1136,7 +1136,7 @@
     <w:r>
       <w:tab/>
       <w:tab/>
-      <w:t>2026-05-01</w:t>
+      <w:t>2026-05-02</w:t>
       <w:br/>
       <w:br/>
     </w:r>

--- a/tillsyn/A 55981-2025 tillsynsbegäran.docx
+++ b/tillsyn/A 55981-2025 tillsynsbegäran.docx
@@ -1136,7 +1136,7 @@
     <w:r>
       <w:tab/>
       <w:tab/>
-      <w:t>2026-05-02</w:t>
+      <w:t>2026-05-03</w:t>
       <w:br/>
       <w:br/>
     </w:r>

--- a/tillsyn/A 55981-2025 tillsynsbegäran.docx
+++ b/tillsyn/A 55981-2025 tillsynsbegäran.docx
@@ -1136,7 +1136,7 @@
     <w:r>
       <w:tab/>
       <w:tab/>
-      <w:t>2026-05-03</w:t>
+      <w:t>2026-05-04</w:t>
       <w:br/>
       <w:br/>
     </w:r>

--- a/tillsyn/A 55981-2025 tillsynsbegäran.docx
+++ b/tillsyn/A 55981-2025 tillsynsbegäran.docx
@@ -1136,7 +1136,7 @@
     <w:r>
       <w:tab/>
       <w:tab/>
-      <w:t>2026-05-04</w:t>
+      <w:t>2026-05-05</w:t>
       <w:br/>
       <w:br/>
     </w:r>

--- a/tillsyn/A 55981-2025 tillsynsbegäran.docx
+++ b/tillsyn/A 55981-2025 tillsynsbegäran.docx
@@ -1136,7 +1136,7 @@
     <w:r>
       <w:tab/>
       <w:tab/>
-      <w:t>2026-05-05</w:t>
+      <w:t>2026-05-06</w:t>
       <w:br/>
       <w:br/>
     </w:r>

--- a/tillsyn/A 55981-2025 tillsynsbegäran.docx
+++ b/tillsyn/A 55981-2025 tillsynsbegäran.docx
@@ -1136,7 +1136,7 @@
     <w:r>
       <w:tab/>
       <w:tab/>
-      <w:t>2026-05-16</w:t>
+      <w:t>2026-05-17</w:t>
       <w:br/>
       <w:br/>
     </w:r>

--- a/tillsyn/A 55981-2025 tillsynsbegäran.docx
+++ b/tillsyn/A 55981-2025 tillsynsbegäran.docx
@@ -1136,7 +1136,7 @@
     <w:r>
       <w:tab/>
       <w:tab/>
-      <w:t>2026-05-17</w:t>
+      <w:t>2026-05-18</w:t>
       <w:br/>
       <w:br/>
     </w:r>

--- a/tillsyn/A 55981-2025 tillsynsbegäran.docx
+++ b/tillsyn/A 55981-2025 tillsynsbegäran.docx
@@ -1136,7 +1136,7 @@
     <w:r>
       <w:tab/>
       <w:tab/>
-      <w:t>2026-05-18</w:t>
+      <w:t>2026-05-19</w:t>
       <w:br/>
       <w:br/>
     </w:r>

--- a/tillsyn/A 55981-2025 tillsynsbegäran.docx
+++ b/tillsyn/A 55981-2025 tillsynsbegäran.docx
@@ -1136,7 +1136,7 @@
     <w:r>
       <w:tab/>
       <w:tab/>
-      <w:t>2026-05-19</w:t>
+      <w:t>2026-05-20</w:t>
       <w:br/>
       <w:br/>
     </w:r>

--- a/tillsyn/A 55981-2025 tillsynsbegäran.docx
+++ b/tillsyn/A 55981-2025 tillsynsbegäran.docx
@@ -1737,7 +1737,7 @@
     <w:r>
       <w:tab/>
       <w:tab/>
-      <w:t>2026-07-13</w:t>
+      <w:t>2026-07-14</w:t>
       <w:br/>
       <w:br/>
     </w:r>

--- a/tillsyn/A 55981-2025 tillsynsbegäran.docx
+++ b/tillsyn/A 55981-2025 tillsynsbegäran.docx
@@ -1737,7 +1737,7 @@
     <w:r>
       <w:tab/>
       <w:tab/>
-      <w:t>2026-07-14</w:t>
+      <w:t>2026-07-15</w:t>
       <w:br/>
       <w:br/>
     </w:r>

--- a/tillsyn/A 55981-2025 tillsynsbegäran.docx
+++ b/tillsyn/A 55981-2025 tillsynsbegäran.docx
@@ -1737,7 +1737,7 @@
     <w:r>
       <w:tab/>
       <w:tab/>
-      <w:t>2026-07-15</w:t>
+      <w:t>2026-07-16</w:t>
       <w:br/>
       <w:br/>
     </w:r>

--- a/tillsyn/A 55981-2025 tillsynsbegäran.docx
+++ b/tillsyn/A 55981-2025 tillsynsbegäran.docx
@@ -1737,7 +1737,7 @@
     <w:r>
       <w:tab/>
       <w:tab/>
-      <w:t>2026-07-16</w:t>
+      <w:t>2026-07-17</w:t>
       <w:br/>
       <w:br/>
     </w:r>

--- a/tillsyn/A 55981-2025 tillsynsbegäran.docx
+++ b/tillsyn/A 55981-2025 tillsynsbegäran.docx
@@ -1737,7 +1737,7 @@
     <w:r>
       <w:tab/>
       <w:tab/>
-      <w:t>2026-07-17</w:t>
+      <w:t>2026-07-18</w:t>
       <w:br/>
       <w:br/>
     </w:r>

--- a/tillsyn/A 55981-2025 tillsynsbegäran.docx
+++ b/tillsyn/A 55981-2025 tillsynsbegäran.docx
@@ -1737,7 +1737,7 @@
     <w:r>
       <w:tab/>
       <w:tab/>
-      <w:t>2026-07-18</w:t>
+      <w:t>2026-07-19</w:t>
       <w:br/>
       <w:br/>
     </w:r>

--- a/tillsyn/A 55981-2025 tillsynsbegäran.docx
+++ b/tillsyn/A 55981-2025 tillsynsbegäran.docx
@@ -1737,7 +1737,7 @@
     <w:r>
       <w:tab/>
       <w:tab/>
-      <w:t>2026-07-19</w:t>
+      <w:t>2026-07-20</w:t>
       <w:br/>
       <w:br/>
     </w:r>

--- a/tillsyn/A 55981-2025 tillsynsbegäran.docx
+++ b/tillsyn/A 55981-2025 tillsynsbegäran.docx
@@ -1737,7 +1737,7 @@
     <w:r>
       <w:tab/>
       <w:tab/>
-      <w:t>2026-07-20</w:t>
+      <w:t>2026-07-21</w:t>
       <w:br/>
       <w:br/>
     </w:r>

--- a/tillsyn/A 55981-2025 tillsynsbegäran.docx
+++ b/tillsyn/A 55981-2025 tillsynsbegäran.docx
@@ -1737,7 +1737,7 @@
     <w:r>
       <w:tab/>
       <w:tab/>
-      <w:t>2026-07-21</w:t>
+      <w:t>2026-07-22</w:t>
       <w:br/>
       <w:br/>
     </w:r>

--- a/tillsyn/A 55981-2025 tillsynsbegäran.docx
+++ b/tillsyn/A 55981-2025 tillsynsbegäran.docx
@@ -1737,7 +1737,7 @@
     <w:r>
       <w:tab/>
       <w:tab/>
-      <w:t>2026-07-22</w:t>
+      <w:t>2026-07-23</w:t>
       <w:br/>
       <w:br/>
     </w:r>

--- a/tillsyn/A 55981-2025 tillsynsbegäran.docx
+++ b/tillsyn/A 55981-2025 tillsynsbegäran.docx
@@ -1737,7 +1737,7 @@
     <w:r>
       <w:tab/>
       <w:tab/>
-      <w:t>2026-07-23</w:t>
+      <w:t>2026-07-24</w:t>
       <w:br/>
       <w:br/>
     </w:r>

--- a/tillsyn/A 55981-2025 tillsynsbegäran.docx
+++ b/tillsyn/A 55981-2025 tillsynsbegäran.docx
@@ -1737,7 +1737,7 @@
     <w:r>
       <w:tab/>
       <w:tab/>
-      <w:t>2026-07-24</w:t>
+      <w:t>2026-07-25</w:t>
       <w:br/>
       <w:br/>
     </w:r>

--- a/tillsyn/A 55981-2025 tillsynsbegäran.docx
+++ b/tillsyn/A 55981-2025 tillsynsbegäran.docx
@@ -1737,7 +1737,7 @@
     <w:r>
       <w:tab/>
       <w:tab/>
-      <w:t>2026-07-25</w:t>
+      <w:t>2026-07-26</w:t>
       <w:br/>
       <w:br/>
     </w:r>

--- a/tillsyn/A 55981-2025 tillsynsbegäran.docx
+++ b/tillsyn/A 55981-2025 tillsynsbegäran.docx
@@ -1737,7 +1737,7 @@
     <w:r>
       <w:tab/>
       <w:tab/>
-      <w:t>2026-07-26</w:t>
+      <w:t>2026-07-27</w:t>
       <w:br/>
       <w:br/>
     </w:r>

--- a/tillsyn/A 55981-2025 tillsynsbegäran.docx
+++ b/tillsyn/A 55981-2025 tillsynsbegäran.docx
@@ -1737,7 +1737,7 @@
     <w:r>
       <w:tab/>
       <w:tab/>
-      <w:t>2026-07-27</w:t>
+      <w:t>2026-07-28</w:t>
       <w:br/>
       <w:br/>
     </w:r>

--- a/tillsyn/A 55981-2025 tillsynsbegäran.docx
+++ b/tillsyn/A 55981-2025 tillsynsbegäran.docx
@@ -1737,7 +1737,7 @@
     <w:r>
       <w:tab/>
       <w:tab/>
-      <w:t>2026-07-28</w:t>
+      <w:t>2026-07-29</w:t>
       <w:br/>
       <w:br/>
     </w:r>

--- a/tillsyn/A 55981-2025 tillsynsbegäran.docx
+++ b/tillsyn/A 55981-2025 tillsynsbegäran.docx
@@ -1737,7 +1737,7 @@
     <w:r>
       <w:tab/>
       <w:tab/>
-      <w:t>2026-07-29</w:t>
+      <w:t>2026-07-30</w:t>
       <w:br/>
       <w:br/>
     </w:r>

--- a/tillsyn/A 55981-2025 tillsynsbegäran.docx
+++ b/tillsyn/A 55981-2025 tillsynsbegäran.docx
@@ -1737,7 +1737,7 @@
     <w:r>
       <w:tab/>
       <w:tab/>
-      <w:t>2026-07-30</w:t>
+      <w:t>2026-07-31</w:t>
       <w:br/>
       <w:br/>
     </w:r>

--- a/tillsyn/A 55981-2025 tillsynsbegäran.docx
+++ b/tillsyn/A 55981-2025 tillsynsbegäran.docx
@@ -1737,7 +1737,7 @@
     <w:r>
       <w:tab/>
       <w:tab/>
-      <w:t>2026-07-31</w:t>
+      <w:t>2026-08-01</w:t>
       <w:br/>
       <w:br/>
     </w:r>

--- a/tillsyn/A 55981-2025 tillsynsbegäran.docx
+++ b/tillsyn/A 55981-2025 tillsynsbegäran.docx
@@ -1737,7 +1737,7 @@
     <w:r>
       <w:tab/>
       <w:tab/>
-      <w:t>2026-08-01</w:t>
+      <w:t>2026-08-02</w:t>
       <w:br/>
       <w:br/>
     </w:r>

--- a/tillsyn/A 55981-2025 tillsynsbegäran.docx
+++ b/tillsyn/A 55981-2025 tillsynsbegäran.docx
@@ -1737,7 +1737,7 @@
     <w:r>
       <w:tab/>
       <w:tab/>
-      <w:t>2026-08-02</w:t>
+      <w:t>2026-08-03</w:t>
       <w:br/>
       <w:br/>
     </w:r>

--- a/tillsyn/A 55981-2025 tillsynsbegäran.docx
+++ b/tillsyn/A 55981-2025 tillsynsbegäran.docx
@@ -1737,7 +1737,7 @@
     <w:r>
       <w:tab/>
       <w:tab/>
-      <w:t>2026-08-03</w:t>
+      <w:t>2026-08-05</w:t>
       <w:br/>
       <w:br/>
     </w:r>

--- a/tillsyn/A 55981-2025 tillsynsbegäran.docx
+++ b/tillsyn/A 55981-2025 tillsynsbegäran.docx
@@ -1737,7 +1737,7 @@
     <w:r>
       <w:tab/>
       <w:tab/>
-      <w:t>2026-08-05</w:t>
+      <w:t>2026-08-07</w:t>
       <w:br/>
       <w:br/>
     </w:r>

--- a/tillsyn/A 55981-2025 tillsynsbegäran.docx
+++ b/tillsyn/A 55981-2025 tillsynsbegäran.docx
@@ -1737,7 +1737,7 @@
     <w:r>
       <w:tab/>
       <w:tab/>
-      <w:t>2026-08-07</w:t>
+      <w:t>2026-08-08</w:t>
       <w:br/>
       <w:br/>
     </w:r>

--- a/tillsyn/A 55981-2025 tillsynsbegäran.docx
+++ b/tillsyn/A 55981-2025 tillsynsbegäran.docx
@@ -60,7 +60,7 @@
         <w:spacing w:after="240"/>
       </w:pPr>
       <w:r>
-        <w:t>Figur 1. Fyndplatser för naturvårdsarter i och inom 25 meter från avverkningsanmälan. Markörer utan svart kant är placerade på fyndplatsen. Markörer med svart kant är placerade vid sidan av fyndplatsen har ett svart streck som visar fyndplatsens exakta position. Kartans mittpunktskoordinat är N 6804779, E 447481 i SWEREF 99 TM.</w:t>
+        <w:t>Figur 1. Fyndplatser för naturvårdsarter i och inom 25 meter från avverkningsanmälan. Markörer utan svart kant är placerade på fyndplatsen. Markörer med svart kant är placerade vid sidan av fyndplatsen och har ett svart streck som visar fyndplatsens exakta position. Kartans mittpunktskoordinat är N 6804779, E 447481 i SWEREF 99 TM.</w:t>
       </w:r>
     </w:p>
     <w:p>
@@ -1737,7 +1737,7 @@
     <w:r>
       <w:tab/>
       <w:tab/>
-      <w:t>2026-08-14</w:t>
+      <w:t>2026-08-15</w:t>
       <w:br/>
       <w:br/>
     </w:r>

--- a/tillsyn/A 55981-2025 tillsynsbegäran.docx
+++ b/tillsyn/A 55981-2025 tillsynsbegäran.docx
@@ -1737,7 +1737,7 @@
     <w:r>
       <w:tab/>
       <w:tab/>
-      <w:t>2026-08-15</w:t>
+      <w:t>2026-08-16</w:t>
       <w:br/>
       <w:br/>
     </w:r>

--- a/tillsyn/A 55981-2025 tillsynsbegäran.docx
+++ b/tillsyn/A 55981-2025 tillsynsbegäran.docx
@@ -1737,7 +1737,7 @@
     <w:r>
       <w:tab/>
       <w:tab/>
-      <w:t>2026-08-16</w:t>
+      <w:t>2026-08-17</w:t>
       <w:br/>
       <w:br/>
     </w:r>

--- a/tillsyn/A 55981-2025 tillsynsbegäran.docx
+++ b/tillsyn/A 55981-2025 tillsynsbegäran.docx
@@ -1737,7 +1737,7 @@
     <w:r>
       <w:tab/>
       <w:tab/>
-      <w:t>2026-08-17</w:t>
+      <w:t>2026-08-18</w:t>
       <w:br/>
       <w:br/>
     </w:r>

--- a/tillsyn/A 55981-2025 tillsynsbegäran.docx
+++ b/tillsyn/A 55981-2025 tillsynsbegäran.docx
@@ -1737,7 +1737,7 @@
     <w:r>
       <w:tab/>
       <w:tab/>
-      <w:t>2026-08-18</w:t>
+      <w:t>2026-08-19</w:t>
       <w:br/>
       <w:br/>
     </w:r>

--- a/tillsyn/A 55981-2025 tillsynsbegäran.docx
+++ b/tillsyn/A 55981-2025 tillsynsbegäran.docx
@@ -1737,7 +1737,7 @@
     <w:r>
       <w:tab/>
       <w:tab/>
-      <w:t>2026-08-19</w:t>
+      <w:t>2026-08-20</w:t>
       <w:br/>
       <w:br/>
     </w:r>

--- a/tillsyn/A 55981-2025 tillsynsbegäran.docx
+++ b/tillsyn/A 55981-2025 tillsynsbegäran.docx
@@ -1737,7 +1737,7 @@
     <w:r>
       <w:tab/>
       <w:tab/>
-      <w:t>2026-08-20</w:t>
+      <w:t>2026-08-21</w:t>
       <w:br/>
       <w:br/>
     </w:r>

--- a/tillsyn/A 55981-2025 tillsynsbegäran.docx
+++ b/tillsyn/A 55981-2025 tillsynsbegäran.docx
@@ -1737,7 +1737,7 @@
     <w:r>
       <w:tab/>
       <w:tab/>
-      <w:t>2026-08-21</w:t>
+      <w:t>2026-08-22</w:t>
       <w:br/>
       <w:br/>
     </w:r>

--- a/tillsyn/A 55981-2025 tillsynsbegäran.docx
+++ b/tillsyn/A 55981-2025 tillsynsbegäran.docx
@@ -1737,7 +1737,7 @@
     <w:r>
       <w:tab/>
       <w:tab/>
-      <w:t>2026-08-22</w:t>
+      <w:t>2026-08-23</w:t>
       <w:br/>
       <w:br/>
     </w:r>

--- a/tillsyn/A 55981-2025 tillsynsbegäran.docx
+++ b/tillsyn/A 55981-2025 tillsynsbegäran.docx
@@ -1737,7 +1737,7 @@
     <w:r>
       <w:tab/>
       <w:tab/>
-      <w:t>2026-08-23</w:t>
+      <w:t>2026-08-24</w:t>
       <w:br/>
       <w:br/>
     </w:r>

--- a/tillsyn/A 55981-2025 tillsynsbegäran.docx
+++ b/tillsyn/A 55981-2025 tillsynsbegäran.docx
@@ -1737,7 +1737,7 @@
     <w:r>
       <w:tab/>
       <w:tab/>
-      <w:t>2026-08-24</w:t>
+      <w:t>2026-08-25</w:t>
       <w:br/>
       <w:br/>
     </w:r>

--- a/tillsyn/A 55981-2025 tillsynsbegäran.docx
+++ b/tillsyn/A 55981-2025 tillsynsbegäran.docx
@@ -1737,7 +1737,7 @@
     <w:r>
       <w:tab/>
       <w:tab/>
-      <w:t>2026-08-25</w:t>
+      <w:t>2026-08-26</w:t>
       <w:br/>
       <w:br/>
     </w:r>

--- a/tillsyn/A 55981-2025 tillsynsbegäran.docx
+++ b/tillsyn/A 55981-2025 tillsynsbegäran.docx
@@ -1737,7 +1737,7 @@
     <w:r>
       <w:tab/>
       <w:tab/>
-      <w:t>2026-08-26</w:t>
+      <w:t>2026-08-27</w:t>
       <w:br/>
       <w:br/>
     </w:r>

--- a/tillsyn/A 55981-2025 tillsynsbegäran.docx
+++ b/tillsyn/A 55981-2025 tillsynsbegäran.docx
@@ -1737,7 +1737,7 @@
     <w:r>
       <w:tab/>
       <w:tab/>
-      <w:t>2026-08-27</w:t>
+      <w:t>2026-08-28</w:t>
       <w:br/>
       <w:br/>
     </w:r>

--- a/tillsyn/A 55981-2025 tillsynsbegäran.docx
+++ b/tillsyn/A 55981-2025 tillsynsbegäran.docx
@@ -1737,7 +1737,7 @@
     <w:r>
       <w:tab/>
       <w:tab/>
-      <w:t>2026-08-28</w:t>
+      <w:t>2026-08-29</w:t>
       <w:br/>
       <w:br/>
     </w:r>

--- a/tillsyn/A 55981-2025 tillsynsbegäran.docx
+++ b/tillsyn/A 55981-2025 tillsynsbegäran.docx
@@ -1737,7 +1737,7 @@
     <w:r>
       <w:tab/>
       <w:tab/>
-      <w:t>2026-08-29</w:t>
+      <w:t>2026-08-31</w:t>
       <w:br/>
       <w:br/>
     </w:r>

--- a/tillsyn/A 55981-2025 tillsynsbegäran.docx
+++ b/tillsyn/A 55981-2025 tillsynsbegäran.docx
@@ -1737,7 +1737,7 @@
     <w:r>
       <w:tab/>
       <w:tab/>
-      <w:t>2026-08-31</w:t>
+      <w:t>2026-09-01</w:t>
       <w:br/>
       <w:br/>
     </w:r>

--- a/tillsyn/A 55981-2025 tillsynsbegäran.docx
+++ b/tillsyn/A 55981-2025 tillsynsbegäran.docx
@@ -1737,7 +1737,7 @@
     <w:r>
       <w:tab/>
       <w:tab/>
-      <w:t>2026-09-01</w:t>
+      <w:t>2026-09-02</w:t>
       <w:br/>
       <w:br/>
     </w:r>

--- a/tillsyn/A 55981-2025 tillsynsbegäran.docx
+++ b/tillsyn/A 55981-2025 tillsynsbegäran.docx
@@ -1737,7 +1737,7 @@
     <w:r>
       <w:tab/>
       <w:tab/>
-      <w:t>2026-09-02</w:t>
+      <w:t>2026-09-03</w:t>
       <w:br/>
       <w:br/>
     </w:r>

--- a/tillsyn/A 55981-2025 tillsynsbegäran.docx
+++ b/tillsyn/A 55981-2025 tillsynsbegäran.docx
@@ -1737,7 +1737,7 @@
     <w:r>
       <w:tab/>
       <w:tab/>
-      <w:t>2026-09-03</w:t>
+      <w:t>2026-09-04</w:t>
       <w:br/>
       <w:br/>
     </w:r>

--- a/tillsyn/A 55981-2025 tillsynsbegäran.docx
+++ b/tillsyn/A 55981-2025 tillsynsbegäran.docx
@@ -1737,7 +1737,7 @@
     <w:r>
       <w:tab/>
       <w:tab/>
-      <w:t>2026-09-04</w:t>
+      <w:t>2026-09-05</w:t>
       <w:br/>
       <w:br/>
     </w:r>

--- a/tillsyn/A 55981-2025 tillsynsbegäran.docx
+++ b/tillsyn/A 55981-2025 tillsynsbegäran.docx
@@ -1737,7 +1737,7 @@
     <w:r>
       <w:tab/>
       <w:tab/>
-      <w:t>2026-09-05</w:t>
+      <w:t>2026-09-06</w:t>
       <w:br/>
       <w:br/>
     </w:r>

--- a/tillsyn/A 55981-2025 tillsynsbegäran.docx
+++ b/tillsyn/A 55981-2025 tillsynsbegäran.docx
@@ -1737,7 +1737,7 @@
     <w:r>
       <w:tab/>
       <w:tab/>
-      <w:t>2026-09-06</w:t>
+      <w:t>2026-09-07</w:t>
       <w:br/>
       <w:br/>
     </w:r>

--- a/tillsyn/A 55981-2025 tillsynsbegäran.docx
+++ b/tillsyn/A 55981-2025 tillsynsbegäran.docx
@@ -1737,7 +1737,7 @@
     <w:r>
       <w:tab/>
       <w:tab/>
-      <w:t>2026-09-07</w:t>
+      <w:t>2026-09-08</w:t>
       <w:br/>
       <w:br/>
     </w:r>

--- a/tillsyn/A 55981-2025 tillsynsbegäran.docx
+++ b/tillsyn/A 55981-2025 tillsynsbegäran.docx
@@ -1737,7 +1737,7 @@
     <w:r>
       <w:tab/>
       <w:tab/>
-      <w:t>2026-09-08</w:t>
+      <w:t>2026-09-09</w:t>
       <w:br/>
       <w:br/>
     </w:r>

--- a/tillsyn/A 55981-2025 tillsynsbegäran.docx
+++ b/tillsyn/A 55981-2025 tillsynsbegäran.docx
@@ -1737,7 +1737,7 @@
     <w:r>
       <w:tab/>
       <w:tab/>
-      <w:t>2026-09-09</w:t>
+      <w:t>2026-09-10</w:t>
       <w:br/>
       <w:br/>
     </w:r>

--- a/tillsyn/A 55981-2025 tillsynsbegäran.docx
+++ b/tillsyn/A 55981-2025 tillsynsbegäran.docx
@@ -1737,7 +1737,7 @@
     <w:r>
       <w:tab/>
       <w:tab/>
-      <w:t>2026-09-10</w:t>
+      <w:t>2026-09-11</w:t>
       <w:br/>
       <w:br/>
     </w:r>

--- a/tillsyn/A 55981-2025 tillsynsbegäran.docx
+++ b/tillsyn/A 55981-2025 tillsynsbegäran.docx
@@ -1737,7 +1737,7 @@
     <w:r>
       <w:tab/>
       <w:tab/>
-      <w:t>2026-09-11</w:t>
+      <w:t>2026-09-12</w:t>
       <w:br/>
       <w:br/>
     </w:r>

--- a/tillsyn/A 55981-2025 tillsynsbegäran.docx
+++ b/tillsyn/A 55981-2025 tillsynsbegäran.docx
@@ -1737,7 +1737,7 @@
     <w:r>
       <w:tab/>
       <w:tab/>
-      <w:t>2026-09-12</w:t>
+      <w:t>2026-09-13</w:t>
       <w:br/>
       <w:br/>
     </w:r>
